--- a/KHBD_Tin_học/Lớp_8/Tuần_08/KHBD_Tin_hoc_Lớp_8_Tiet07_Bai_4_ao_uc_va_van_hoa_trong_su_dung_cong_nghe_so.docx
+++ b/KHBD_Tin_học/Lớp_8/Tuần_08/KHBD_Tin_hoc_Lớp_8_Tiet07_Bai_4_ao_uc_va_van_hoa_trong_su_dung_cong_nghe_so.docx
@@ -35,10 +35,15 @@
               <w:spacing w:line="276" w:lineRule="auto" w:after="40"/>
               <w:jc w:val="left"/>
             </w:pPr>
-            <w:r/>
-            <w:r>
-              <w:rPr>
-                <w:rFonts w:ascii="Times New Roman" w:hAnsi="Times New Roman" w:eastAsia="Times New Roman"/>
+            <w:r>
+              <w:rPr>
+                <w:rFonts w:ascii="Times New Roman" w:hAnsi="Times New Roman" w:cs="Times New Roman"/>
+                <w:sz w:val="26"/>
+              </w:rPr>
+            </w:r>
+            <w:r>
+              <w:rPr>
+                <w:rFonts w:ascii="Times New Roman" w:hAnsi="Times New Roman" w:eastAsia="Times New Roman" w:cs="Times New Roman"/>
                 <w:b/>
                 <w:i w:val="0"/>
                 <w:sz w:val="26"/>
@@ -62,10 +67,15 @@
               <w:spacing w:line="276" w:lineRule="auto" w:after="40"/>
               <w:jc w:val="left"/>
             </w:pPr>
-            <w:r/>
-            <w:r>
-              <w:rPr>
-                <w:rFonts w:ascii="Times New Roman" w:hAnsi="Times New Roman" w:eastAsia="Times New Roman"/>
+            <w:r>
+              <w:rPr>
+                <w:rFonts w:ascii="Times New Roman" w:hAnsi="Times New Roman" w:cs="Times New Roman"/>
+                <w:sz w:val="26"/>
+              </w:rPr>
+            </w:r>
+            <w:r>
+              <w:rPr>
+                <w:rFonts w:ascii="Times New Roman" w:hAnsi="Times New Roman" w:eastAsia="Times New Roman" w:cs="Times New Roman"/>
                 <w:b w:val="0"/>
                 <w:i w:val="0"/>
                 <w:sz w:val="26"/>
@@ -91,10 +101,15 @@
               <w:spacing w:line="276" w:lineRule="auto" w:after="40"/>
               <w:jc w:val="left"/>
             </w:pPr>
-            <w:r/>
-            <w:r>
-              <w:rPr>
-                <w:rFonts w:ascii="Times New Roman" w:hAnsi="Times New Roman" w:eastAsia="Times New Roman"/>
+            <w:r>
+              <w:rPr>
+                <w:rFonts w:ascii="Times New Roman" w:hAnsi="Times New Roman" w:cs="Times New Roman"/>
+                <w:sz w:val="26"/>
+              </w:rPr>
+            </w:r>
+            <w:r>
+              <w:rPr>
+                <w:rFonts w:ascii="Times New Roman" w:hAnsi="Times New Roman" w:eastAsia="Times New Roman" w:cs="Times New Roman"/>
                 <w:b w:val="0"/>
                 <w:i w:val="0"/>
                 <w:sz w:val="26"/>
@@ -118,10 +133,15 @@
               <w:spacing w:line="276" w:lineRule="auto" w:after="40"/>
               <w:jc w:val="left"/>
             </w:pPr>
-            <w:r/>
-            <w:r>
-              <w:rPr>
-                <w:rFonts w:ascii="Times New Roman" w:hAnsi="Times New Roman" w:eastAsia="Times New Roman"/>
+            <w:r>
+              <w:rPr>
+                <w:rFonts w:ascii="Times New Roman" w:hAnsi="Times New Roman" w:cs="Times New Roman"/>
+                <w:sz w:val="26"/>
+              </w:rPr>
+            </w:r>
+            <w:r>
+              <w:rPr>
+                <w:rFonts w:ascii="Times New Roman" w:hAnsi="Times New Roman" w:eastAsia="Times New Roman" w:cs="Times New Roman"/>
                 <w:b w:val="0"/>
                 <w:i w:val="0"/>
                 <w:sz w:val="26"/>
@@ -136,7 +156,7 @@
             </w:pPr>
             <w:r>
               <w:rPr>
-                <w:rFonts w:ascii="Times New Roman" w:hAnsi="Times New Roman" w:eastAsia="Times New Roman"/>
+                <w:rFonts w:ascii="Times New Roman" w:hAnsi="Times New Roman" w:eastAsia="Times New Roman" w:cs="Times New Roman"/>
                 <w:b w:val="0"/>
                 <w:i w:val="0"/>
                 <w:sz w:val="26"/>
@@ -151,7 +171,7 @@
             </w:pPr>
             <w:r>
               <w:rPr>
-                <w:rFonts w:ascii="Times New Roman" w:hAnsi="Times New Roman" w:eastAsia="Times New Roman"/>
+                <w:rFonts w:ascii="Times New Roman" w:hAnsi="Times New Roman" w:eastAsia="Times New Roman" w:cs="Times New Roman"/>
                 <w:b w:val="0"/>
                 <w:i w:val="0"/>
                 <w:sz w:val="26"/>
@@ -176,7 +196,7 @@
       </w:pPr>
       <w:r>
         <w:rPr>
-          <w:rFonts w:ascii="Times New Roman" w:hAnsi="Times New Roman" w:eastAsia="Times New Roman"/>
+          <w:rFonts w:ascii="Times New Roman" w:hAnsi="Times New Roman" w:eastAsia="Times New Roman" w:cs="Times New Roman"/>
           <w:b/>
           <w:i w:val="0"/>
           <w:sz w:val="26"/>
@@ -191,7 +211,7 @@
       </w:pPr>
       <w:r>
         <w:rPr>
-          <w:rFonts w:ascii="Times New Roman" w:hAnsi="Times New Roman" w:eastAsia="Times New Roman"/>
+          <w:rFonts w:ascii="Times New Roman" w:hAnsi="Times New Roman" w:eastAsia="Times New Roman" w:cs="Times New Roman"/>
           <w:b/>
           <w:i/>
           <w:sz w:val="26"/>
@@ -206,7 +226,7 @@
       </w:pPr>
       <w:r>
         <w:rPr>
-          <w:rFonts w:ascii="Times New Roman" w:hAnsi="Times New Roman" w:eastAsia="Times New Roman"/>
+          <w:rFonts w:ascii="Times New Roman" w:hAnsi="Times New Roman" w:eastAsia="Times New Roman" w:cs="Times New Roman"/>
           <w:b/>
           <w:i/>
           <w:sz w:val="26"/>
@@ -221,7 +241,7 @@
       </w:pPr>
       <w:r>
         <w:rPr>
-          <w:rFonts w:ascii="Times New Roman" w:hAnsi="Times New Roman" w:eastAsia="Times New Roman"/>
+          <w:rFonts w:ascii="Times New Roman" w:hAnsi="Times New Roman" w:eastAsia="Times New Roman" w:cs="Times New Roman"/>
           <w:b/>
           <w:i w:val="0"/>
           <w:sz w:val="26"/>
@@ -237,7 +257,7 @@
       </w:pPr>
       <w:r>
         <w:rPr>
-          <w:rFonts w:ascii="Times New Roman" w:hAnsi="Times New Roman" w:eastAsia="Times New Roman"/>
+          <w:rFonts w:ascii="Times New Roman" w:hAnsi="Times New Roman" w:eastAsia="Times New Roman" w:cs="Times New Roman"/>
           <w:b/>
           <w:i w:val="0"/>
           <w:sz w:val="26"/>
@@ -253,7 +273,7 @@
       </w:pPr>
       <w:r>
         <w:rPr>
-          <w:rFonts w:ascii="Times New Roman" w:hAnsi="Times New Roman" w:eastAsia="Times New Roman"/>
+          <w:rFonts w:ascii="Times New Roman" w:hAnsi="Times New Roman" w:eastAsia="Times New Roman" w:cs="Times New Roman"/>
           <w:b/>
           <w:i w:val="0"/>
           <w:sz w:val="26"/>
@@ -269,7 +289,7 @@
       </w:pPr>
       <w:r>
         <w:rPr>
-          <w:rFonts w:ascii="Times New Roman" w:hAnsi="Times New Roman" w:eastAsia="Times New Roman"/>
+          <w:rFonts w:ascii="Times New Roman" w:hAnsi="Times New Roman" w:eastAsia="Times New Roman" w:cs="Times New Roman"/>
           <w:b w:val="0"/>
           <w:i w:val="0"/>
           <w:sz w:val="26"/>
@@ -285,7 +305,7 @@
       </w:pPr>
       <w:r>
         <w:rPr>
-          <w:rFonts w:ascii="Times New Roman" w:hAnsi="Times New Roman" w:eastAsia="Times New Roman"/>
+          <w:rFonts w:ascii="Times New Roman" w:hAnsi="Times New Roman" w:eastAsia="Times New Roman" w:cs="Times New Roman"/>
           <w:b/>
           <w:i w:val="0"/>
           <w:sz w:val="26"/>
@@ -301,7 +321,7 @@
       </w:pPr>
       <w:r>
         <w:rPr>
-          <w:rFonts w:ascii="Times New Roman" w:hAnsi="Times New Roman" w:eastAsia="Times New Roman"/>
+          <w:rFonts w:ascii="Times New Roman" w:hAnsi="Times New Roman" w:eastAsia="Times New Roman" w:cs="Times New Roman"/>
           <w:b/>
           <w:i w:val="0"/>
           <w:sz w:val="26"/>
@@ -317,13 +337,21 @@
       </w:pPr>
       <w:r>
         <w:rPr>
-          <w:rFonts w:ascii="Times New Roman" w:hAnsi="Times New Roman" w:eastAsia="Times New Roman"/>
+          <w:rFonts w:ascii="Times New Roman" w:hAnsi="Times New Roman" w:eastAsia="Times New Roman" w:cs="Times New Roman"/>
           <w:b w:val="0"/>
           <w:i w:val="0"/>
           <w:sz w:val="26"/>
         </w:rPr>
         <w:t>- NLb (Ứng xử phù hợp trong môi trường số): Nhận biết và tuân thủ các quy định về an toàn, đạo đức và bản quyền thông tin trong bài Bài 4. Đạo đức và văn hóa trong sử dụng công nghệ số. (Đạt được thông qua Hoạt động 2)</w:t>
       </w:r>
+      <w:r>
+        <w:rPr>
+          <w:rFonts w:ascii="Times New Roman" w:hAnsi="Times New Roman" w:cs="Times New Roman"/>
+          <w:i/>
+          <w:sz w:val="26"/>
+        </w:rPr>
+        <w:t xml:space="preserve"> (Trang SGK: 17 - 20 (Kết nối tri thức))</w:t>
+      </w:r>
     </w:p>
     <w:p>
       <w:pPr>
@@ -333,7 +361,7 @@
       </w:pPr>
       <w:r>
         <w:rPr>
-          <w:rFonts w:ascii="Times New Roman" w:hAnsi="Times New Roman" w:eastAsia="Times New Roman"/>
+          <w:rFonts w:ascii="Times New Roman" w:hAnsi="Times New Roman" w:eastAsia="Times New Roman" w:cs="Times New Roman"/>
           <w:b w:val="0"/>
           <w:i w:val="0"/>
           <w:sz w:val="26"/>
@@ -349,7 +377,7 @@
       </w:pPr>
       <w:r>
         <w:rPr>
-          <w:rFonts w:ascii="Times New Roman" w:hAnsi="Times New Roman" w:eastAsia="Times New Roman"/>
+          <w:rFonts w:ascii="Times New Roman" w:hAnsi="Times New Roman" w:eastAsia="Times New Roman" w:cs="Times New Roman"/>
           <w:b/>
           <w:i w:val="0"/>
           <w:sz w:val="26"/>
@@ -365,7 +393,7 @@
       </w:pPr>
       <w:r>
         <w:rPr>
-          <w:rFonts w:ascii="Times New Roman" w:hAnsi="Times New Roman" w:eastAsia="Times New Roman"/>
+          <w:rFonts w:ascii="Times New Roman" w:hAnsi="Times New Roman" w:eastAsia="Times New Roman" w:cs="Times New Roman"/>
           <w:b w:val="0"/>
           <w:i w:val="0"/>
           <w:sz w:val="26"/>
@@ -381,7 +409,7 @@
       </w:pPr>
       <w:r>
         <w:rPr>
-          <w:rFonts w:ascii="Times New Roman" w:hAnsi="Times New Roman" w:eastAsia="Times New Roman"/>
+          <w:rFonts w:ascii="Times New Roman" w:hAnsi="Times New Roman" w:eastAsia="Times New Roman" w:cs="Times New Roman"/>
           <w:b w:val="0"/>
           <w:i w:val="0"/>
           <w:sz w:val="26"/>
@@ -397,7 +425,7 @@
       </w:pPr>
       <w:r>
         <w:rPr>
-          <w:rFonts w:ascii="Times New Roman" w:hAnsi="Times New Roman" w:eastAsia="Times New Roman"/>
+          <w:rFonts w:ascii="Times New Roman" w:hAnsi="Times New Roman" w:eastAsia="Times New Roman" w:cs="Times New Roman"/>
           <w:b/>
           <w:i w:val="0"/>
           <w:sz w:val="26"/>
@@ -413,7 +441,7 @@
       </w:pPr>
       <w:r>
         <w:rPr>
-          <w:rFonts w:ascii="Times New Roman" w:hAnsi="Times New Roman" w:eastAsia="Times New Roman"/>
+          <w:rFonts w:ascii="Times New Roman" w:hAnsi="Times New Roman" w:eastAsia="Times New Roman" w:cs="Times New Roman"/>
           <w:b w:val="0"/>
           <w:i w:val="0"/>
           <w:sz w:val="26"/>
@@ -429,7 +457,7 @@
       </w:pPr>
       <w:r>
         <w:rPr>
-          <w:rFonts w:ascii="Times New Roman" w:hAnsi="Times New Roman" w:eastAsia="Times New Roman"/>
+          <w:rFonts w:ascii="Times New Roman" w:hAnsi="Times New Roman" w:eastAsia="Times New Roman" w:cs="Times New Roman"/>
           <w:b w:val="0"/>
           <w:i w:val="0"/>
           <w:sz w:val="26"/>
@@ -445,7 +473,7 @@
       </w:pPr>
       <w:r>
         <w:rPr>
-          <w:rFonts w:ascii="Times New Roman" w:hAnsi="Times New Roman" w:eastAsia="Times New Roman"/>
+          <w:rFonts w:ascii="Times New Roman" w:hAnsi="Times New Roman" w:eastAsia="Times New Roman" w:cs="Times New Roman"/>
           <w:b w:val="0"/>
           <w:i w:val="0"/>
           <w:sz w:val="26"/>
@@ -455,13 +483,87 @@
     </w:p>
     <w:p>
       <w:pPr>
+        <w:spacing w:before="80" w:after="40"/>
+        <w:ind w:left="360" w:firstLine="0"/>
+      </w:pPr>
+      <w:r>
+        <w:rPr>
+          <w:rFonts w:ascii="Times New Roman" w:hAnsi="Times New Roman" w:cs="Times New Roman"/>
+          <w:b/>
+          <w:sz w:val="26"/>
+        </w:rPr>
+        <w:t>2.4. Năng lực Trí tuệ nhân tạo (AI) được phát triển:</w:t>
+      </w:r>
+    </w:p>
+    <w:p>
+      <w:pPr>
+        <w:spacing w:before="40" w:after="40"/>
+        <w:ind w:left="720" w:hanging="360"/>
+      </w:pPr>
+      <w:r>
+        <w:rPr>
+          <w:rFonts w:ascii="Times New Roman" w:hAnsi="Times New Roman" w:cs="Times New Roman"/>
+          <w:b w:val="0"/>
+          <w:sz w:val="26"/>
+        </w:rPr>
+        <w:t xml:space="preserve">- </w:t>
+      </w:r>
+      <w:r>
+        <w:rPr>
+          <w:rFonts w:ascii="Times New Roman" w:hAnsi="Times New Roman" w:cs="Times New Roman"/>
+          <w:b/>
+          <w:sz w:val="26"/>
+        </w:rPr>
+        <w:t xml:space="preserve">8.B2.1: </w:t>
+      </w:r>
+      <w:r>
+        <w:rPr>
+          <w:rFonts w:ascii="Times New Roman" w:hAnsi="Times New Roman" w:cs="Times New Roman"/>
+          <w:b w:val="0"/>
+          <w:sz w:val="26"/>
+        </w:rPr>
+        <w:t>Nhận diện được các vấn đề đạo đức, bản quyền và văn hóa khi sử dụng thông tin và các công cụ AI tạo sinh (GenAI) (Đạt được thông qua Hoạt động 2, Hoạt động 3).</w:t>
+      </w:r>
+    </w:p>
+    <w:p>
+      <w:pPr>
+        <w:spacing w:before="40" w:after="40"/>
+        <w:ind w:left="720" w:hanging="360"/>
+      </w:pPr>
+      <w:r>
+        <w:rPr>
+          <w:rFonts w:ascii="Times New Roman" w:hAnsi="Times New Roman" w:cs="Times New Roman"/>
+          <w:b w:val="0"/>
+          <w:sz w:val="26"/>
+        </w:rPr>
+        <w:t xml:space="preserve">- </w:t>
+      </w:r>
+      <w:r>
+        <w:rPr>
+          <w:rFonts w:ascii="Times New Roman" w:hAnsi="Times New Roman" w:cs="Times New Roman"/>
+          <w:b/>
+          <w:sz w:val="26"/>
+        </w:rPr>
+        <w:t xml:space="preserve">8.B3.1: </w:t>
+      </w:r>
+      <w:r>
+        <w:rPr>
+          <w:rFonts w:ascii="Times New Roman" w:hAnsi="Times New Roman" w:cs="Times New Roman"/>
+          <w:b w:val="0"/>
+          <w:sz w:val="26"/>
+        </w:rPr>
+        <w:t>Tuân thủ nguyên tắc tôn trọng quyền sở hữu trí tuệ và trích dẫn nguồn dữ liệu trung thực khi học tập trong kỷ nguyên số (Đạt được thông qua Hoạt động 3, Hoạt động 4).</w:t>
+      </w:r>
+    </w:p>
+    <w:p>
+      <w:pPr>
         <w:spacing w:line="276" w:lineRule="auto" w:after="60" w:before="0"/>
         <w:ind w:firstLine="284"/>
         <w:jc w:val="both"/>
       </w:pPr>
       <w:r>
         <w:rPr>
-          <w:rFonts w:ascii="Times New Roman" w:hAnsi="Times New Roman" w:eastAsia="Times New Roman"/>
+          <w:rFonts w:ascii="Times New Roman" w:hAnsi="Times New Roman" w:eastAsia="Times New Roman" w:cs="Times New Roman"/>
           <w:b/>
           <w:i w:val="0"/>
           <w:sz w:val="26"/>
@@ -477,7 +579,7 @@
       </w:pPr>
       <w:r>
         <w:rPr>
-          <w:rFonts w:ascii="Times New Roman" w:hAnsi="Times New Roman" w:eastAsia="Times New Roman"/>
+          <w:rFonts w:ascii="Times New Roman" w:hAnsi="Times New Roman" w:eastAsia="Times New Roman" w:cs="Times New Roman"/>
           <w:b w:val="0"/>
           <w:i w:val="0"/>
           <w:sz w:val="26"/>
@@ -493,7 +595,7 @@
       </w:pPr>
       <w:r>
         <w:rPr>
-          <w:rFonts w:ascii="Times New Roman" w:hAnsi="Times New Roman" w:eastAsia="Times New Roman"/>
+          <w:rFonts w:ascii="Times New Roman" w:hAnsi="Times New Roman" w:eastAsia="Times New Roman" w:cs="Times New Roman"/>
           <w:b w:val="0"/>
           <w:i w:val="0"/>
           <w:sz w:val="26"/>
@@ -509,7 +611,7 @@
       </w:pPr>
       <w:r>
         <w:rPr>
-          <w:rFonts w:ascii="Times New Roman" w:hAnsi="Times New Roman" w:eastAsia="Times New Roman"/>
+          <w:rFonts w:ascii="Times New Roman" w:hAnsi="Times New Roman" w:eastAsia="Times New Roman" w:cs="Times New Roman"/>
           <w:b w:val="0"/>
           <w:i w:val="0"/>
           <w:sz w:val="26"/>
@@ -525,7 +627,7 @@
       </w:pPr>
       <w:r>
         <w:rPr>
-          <w:rFonts w:ascii="Times New Roman" w:hAnsi="Times New Roman" w:eastAsia="Times New Roman"/>
+          <w:rFonts w:ascii="Times New Roman" w:hAnsi="Times New Roman" w:eastAsia="Times New Roman" w:cs="Times New Roman"/>
           <w:b/>
           <w:i w:val="0"/>
           <w:sz w:val="26"/>
@@ -541,7 +643,7 @@
       </w:pPr>
       <w:r>
         <w:rPr>
-          <w:rFonts w:ascii="Times New Roman" w:hAnsi="Times New Roman" w:eastAsia="Times New Roman"/>
+          <w:rFonts w:ascii="Times New Roman" w:hAnsi="Times New Roman" w:eastAsia="Times New Roman" w:cs="Times New Roman"/>
           <w:b/>
           <w:i w:val="0"/>
           <w:sz w:val="26"/>
@@ -557,7 +659,7 @@
       </w:pPr>
       <w:r>
         <w:rPr>
-          <w:rFonts w:ascii="Times New Roman" w:hAnsi="Times New Roman" w:eastAsia="Times New Roman"/>
+          <w:rFonts w:ascii="Times New Roman" w:hAnsi="Times New Roman" w:eastAsia="Times New Roman" w:cs="Times New Roman"/>
           <w:b w:val="0"/>
           <w:i w:val="0"/>
           <w:sz w:val="26"/>
@@ -573,7 +675,7 @@
       </w:pPr>
       <w:r>
         <w:rPr>
-          <w:rFonts w:ascii="Times New Roman" w:hAnsi="Times New Roman" w:eastAsia="Times New Roman"/>
+          <w:rFonts w:ascii="Times New Roman" w:hAnsi="Times New Roman" w:eastAsia="Times New Roman" w:cs="Times New Roman"/>
           <w:b w:val="0"/>
           <w:i w:val="0"/>
           <w:sz w:val="26"/>
@@ -589,7 +691,7 @@
       </w:pPr>
       <w:r>
         <w:rPr>
-          <w:rFonts w:ascii="Times New Roman" w:hAnsi="Times New Roman" w:eastAsia="Times New Roman"/>
+          <w:rFonts w:ascii="Times New Roman" w:hAnsi="Times New Roman" w:eastAsia="Times New Roman" w:cs="Times New Roman"/>
           <w:b/>
           <w:i w:val="0"/>
           <w:sz w:val="26"/>
@@ -605,7 +707,7 @@
       </w:pPr>
       <w:r>
         <w:rPr>
-          <w:rFonts w:ascii="Times New Roman" w:hAnsi="Times New Roman" w:eastAsia="Times New Roman"/>
+          <w:rFonts w:ascii="Times New Roman" w:hAnsi="Times New Roman" w:eastAsia="Times New Roman" w:cs="Times New Roman"/>
           <w:b w:val="0"/>
           <w:i w:val="0"/>
           <w:sz w:val="26"/>
@@ -621,7 +723,7 @@
       </w:pPr>
       <w:r>
         <w:rPr>
-          <w:rFonts w:ascii="Times New Roman" w:hAnsi="Times New Roman" w:eastAsia="Times New Roman"/>
+          <w:rFonts w:ascii="Times New Roman" w:hAnsi="Times New Roman" w:eastAsia="Times New Roman" w:cs="Times New Roman"/>
           <w:b w:val="0"/>
           <w:i w:val="0"/>
           <w:sz w:val="26"/>
@@ -637,7 +739,7 @@
       </w:pPr>
       <w:r>
         <w:rPr>
-          <w:rFonts w:ascii="Times New Roman" w:hAnsi="Times New Roman" w:eastAsia="Times New Roman"/>
+          <w:rFonts w:ascii="Times New Roman" w:hAnsi="Times New Roman" w:eastAsia="Times New Roman" w:cs="Times New Roman"/>
           <w:b/>
           <w:i w:val="0"/>
           <w:sz w:val="26"/>
@@ -653,7 +755,7 @@
       </w:pPr>
       <w:r>
         <w:rPr>
-          <w:rFonts w:ascii="Times New Roman" w:hAnsi="Times New Roman" w:eastAsia="Times New Roman"/>
+          <w:rFonts w:ascii="Times New Roman" w:hAnsi="Times New Roman" w:eastAsia="Times New Roman" w:cs="Times New Roman"/>
           <w:b/>
           <w:i w:val="0"/>
           <w:sz w:val="26"/>
@@ -669,7 +771,7 @@
       </w:pPr>
       <w:r>
         <w:rPr>
-          <w:rFonts w:ascii="Times New Roman" w:hAnsi="Times New Roman" w:eastAsia="Times New Roman"/>
+          <w:rFonts w:ascii="Times New Roman" w:hAnsi="Times New Roman" w:eastAsia="Times New Roman" w:cs="Times New Roman"/>
           <w:b/>
           <w:i w:val="0"/>
           <w:sz w:val="26"/>
@@ -678,7 +780,7 @@
       </w:r>
       <w:r>
         <w:rPr>
-          <w:rFonts w:ascii="Times New Roman" w:hAnsi="Times New Roman" w:eastAsia="Times New Roman"/>
+          <w:rFonts w:ascii="Times New Roman" w:hAnsi="Times New Roman" w:eastAsia="Times New Roman" w:cs="Times New Roman"/>
           <w:b w:val="0"/>
           <w:i/>
           <w:sz w:val="26"/>
@@ -694,7 +796,7 @@
       </w:pPr>
       <w:r>
         <w:rPr>
-          <w:rFonts w:ascii="Times New Roman" w:hAnsi="Times New Roman" w:eastAsia="Times New Roman"/>
+          <w:rFonts w:ascii="Times New Roman" w:hAnsi="Times New Roman" w:eastAsia="Times New Roman" w:cs="Times New Roman"/>
           <w:b/>
           <w:i w:val="0"/>
           <w:sz w:val="26"/>
@@ -703,7 +805,7 @@
       </w:r>
       <w:r>
         <w:rPr>
-          <w:rFonts w:ascii="Times New Roman" w:hAnsi="Times New Roman" w:eastAsia="Times New Roman"/>
+          <w:rFonts w:ascii="Times New Roman" w:hAnsi="Times New Roman" w:eastAsia="Times New Roman" w:cs="Times New Roman"/>
           <w:b w:val="0"/>
           <w:i/>
           <w:sz w:val="26"/>
@@ -719,7 +821,7 @@
       </w:pPr>
       <w:r>
         <w:rPr>
-          <w:rFonts w:ascii="Times New Roman" w:hAnsi="Times New Roman" w:eastAsia="Times New Roman"/>
+          <w:rFonts w:ascii="Times New Roman" w:hAnsi="Times New Roman" w:eastAsia="Times New Roman" w:cs="Times New Roman"/>
           <w:b/>
           <w:i w:val="0"/>
           <w:sz w:val="26"/>
@@ -728,7 +830,7 @@
       </w:r>
       <w:r>
         <w:rPr>
-          <w:rFonts w:ascii="Times New Roman" w:hAnsi="Times New Roman" w:eastAsia="Times New Roman"/>
+          <w:rFonts w:ascii="Times New Roman" w:hAnsi="Times New Roman" w:eastAsia="Times New Roman" w:cs="Times New Roman"/>
           <w:b w:val="0"/>
           <w:i/>
           <w:sz w:val="26"/>
@@ -744,7 +846,7 @@
       </w:pPr>
       <w:r>
         <w:rPr>
-          <w:rFonts w:ascii="Times New Roman" w:hAnsi="Times New Roman" w:eastAsia="Times New Roman"/>
+          <w:rFonts w:ascii="Times New Roman" w:hAnsi="Times New Roman" w:eastAsia="Times New Roman" w:cs="Times New Roman"/>
           <w:b/>
           <w:i w:val="0"/>
           <w:sz w:val="26"/>
@@ -785,10 +887,15 @@
               <w:spacing w:line="276" w:lineRule="auto" w:after="40"/>
               <w:jc w:val="center"/>
             </w:pPr>
-            <w:r/>
-            <w:r>
-              <w:rPr>
-                <w:rFonts w:ascii="Times New Roman" w:hAnsi="Times New Roman" w:eastAsia="Times New Roman"/>
+            <w:r>
+              <w:rPr>
+                <w:rFonts w:ascii="Times New Roman" w:hAnsi="Times New Roman" w:cs="Times New Roman"/>
+                <w:sz w:val="26"/>
+              </w:rPr>
+            </w:r>
+            <w:r>
+              <w:rPr>
+                <w:rFonts w:ascii="Times New Roman" w:hAnsi="Times New Roman" w:eastAsia="Times New Roman" w:cs="Times New Roman"/>
                 <w:b/>
                 <w:i w:val="0"/>
                 <w:sz w:val="26"/>
@@ -812,10 +919,15 @@
               <w:spacing w:line="276" w:lineRule="auto" w:after="40"/>
               <w:jc w:val="center"/>
             </w:pPr>
-            <w:r/>
-            <w:r>
-              <w:rPr>
-                <w:rFonts w:ascii="Times New Roman" w:hAnsi="Times New Roman" w:eastAsia="Times New Roman"/>
+            <w:r>
+              <w:rPr>
+                <w:rFonts w:ascii="Times New Roman" w:hAnsi="Times New Roman" w:cs="Times New Roman"/>
+                <w:sz w:val="26"/>
+              </w:rPr>
+            </w:r>
+            <w:r>
+              <w:rPr>
+                <w:rFonts w:ascii="Times New Roman" w:hAnsi="Times New Roman" w:eastAsia="Times New Roman" w:cs="Times New Roman"/>
                 <w:b/>
                 <w:i w:val="0"/>
                 <w:sz w:val="26"/>
@@ -838,168 +950,98 @@
           </w:tcPr>
           <w:p>
             <w:pPr>
-              <w:spacing w:line="276" w:lineRule="auto" w:after="40"/>
-              <w:jc w:val="left"/>
+              <w:spacing w:after="60" w:line="276" w:lineRule="auto"/>
             </w:pPr>
             <w:r/>
             <w:r>
               <w:rPr>
-                <w:rFonts w:ascii="Times New Roman" w:hAnsi="Times New Roman" w:eastAsia="Times New Roman"/>
+                <w:rFonts w:ascii="Times New Roman" w:hAnsi="Times New Roman"/>
+                <w:b/>
+                <w:i w:val="0"/>
+                <w:color w:val="000000"/>
+                <w:sz w:val="26"/>
+              </w:rPr>
+              <w:t>1. Hoạt động MỞ ĐẦU (5 phút)</w:t>
+            </w:r>
+          </w:p>
+          <w:p>
+            <w:pPr>
+              <w:spacing w:after="60" w:line="276" w:lineRule="auto"/>
+            </w:pPr>
+            <w:r>
+              <w:rPr>
+                <w:rFonts w:ascii="Times New Roman" w:hAnsi="Times New Roman"/>
+                <w:b/>
+                <w:i/>
+                <w:color w:val="000000"/>
+                <w:sz w:val="26"/>
+              </w:rPr>
+              <w:t>*Mục tiêu: Đặt vấn đề về tính trung thực và tôn trọng bản quyền trong học tập trực tuyến.</w:t>
+            </w:r>
+          </w:p>
+          <w:p>
+            <w:pPr>
+              <w:spacing w:after="60" w:line="276" w:lineRule="auto"/>
+            </w:pPr>
+          </w:p>
+          <w:p>
+            <w:pPr>
+              <w:spacing w:after="60" w:line="276" w:lineRule="auto"/>
+            </w:pPr>
+            <w:r>
+              <w:rPr>
+                <w:rFonts w:ascii="Times New Roman" w:hAnsi="Times New Roman"/>
                 <w:b w:val="0"/>
                 <w:i w:val="0"/>
-                <w:sz w:val="26"/>
-              </w:rPr>
-              <w:t>Bước 1: Chuyển giao nhiệm vụ học tập:</w:t>
-            </w:r>
-          </w:p>
-          <w:p>
-            <w:pPr>
-              <w:spacing w:line="276" w:lineRule="auto" w:after="40"/>
-              <w:jc w:val="left"/>
-            </w:pPr>
-            <w:r>
-              <w:rPr>
-                <w:rFonts w:ascii="Times New Roman" w:hAnsi="Times New Roman" w:eastAsia="Times New Roman"/>
+                <w:color w:val="000000"/>
+                <w:sz w:val="26"/>
+              </w:rPr>
+              <w:t>GV: Nêu tình huống: Bạn Nam copy nguyên văn một bài văn trên mạng nộp cho cô giáo và bảo đó là bài do chính mình viết.</w:t>
+            </w:r>
+          </w:p>
+          <w:p>
+            <w:pPr>
+              <w:spacing w:after="60" w:line="276" w:lineRule="auto"/>
+            </w:pPr>
+            <w:r>
+              <w:rPr>
+                <w:rFonts w:ascii="Times New Roman" w:hAnsi="Times New Roman"/>
                 <w:b w:val="0"/>
                 <w:i w:val="0"/>
-                <w:sz w:val="26"/>
-              </w:rPr>
-              <w:t>- GV chiếu hình ảnh/video tình huống liên quan đến Bài 4. Đạo đức và văn hóa trong sử dụng công nghệ số.</w:t>
-            </w:r>
-          </w:p>
-          <w:p>
-            <w:pPr>
-              <w:spacing w:line="276" w:lineRule="auto" w:after="40"/>
-              <w:jc w:val="left"/>
-            </w:pPr>
-            <w:r>
-              <w:rPr>
-                <w:rFonts w:ascii="Times New Roman" w:hAnsi="Times New Roman" w:eastAsia="Times New Roman"/>
+                <w:color w:val="000000"/>
+                <w:sz w:val="26"/>
+              </w:rPr>
+              <w:t>- GV hỏi: Hành vi của Nam có vi phạm đạo đức và quy định về bản quyền không? Nếu ai cũng sao chép như vậy thì người sáng tạo ra tác phẩm sẽ cảm thấy thế nào?</w:t>
+            </w:r>
+          </w:p>
+          <w:p>
+            <w:pPr>
+              <w:spacing w:after="60" w:line="276" w:lineRule="auto"/>
+            </w:pPr>
+            <w:r>
+              <w:rPr>
+                <w:rFonts w:ascii="Times New Roman" w:hAnsi="Times New Roman"/>
                 <w:b w:val="0"/>
                 <w:i w:val="0"/>
-                <w:sz w:val="26"/>
-              </w:rPr>
-              <w:t>- GV nêu câu hỏi gợi mở cho cả lớp.</w:t>
-            </w:r>
-          </w:p>
-          <w:p>
-            <w:pPr>
-              <w:spacing w:line="276" w:lineRule="auto" w:after="40"/>
-              <w:jc w:val="left"/>
-            </w:pPr>
-            <w:r>
-              <w:rPr>
-                <w:rFonts w:ascii="Times New Roman" w:hAnsi="Times New Roman" w:eastAsia="Times New Roman"/>
+                <w:color w:val="000000"/>
+                <w:sz w:val="26"/>
+              </w:rPr>
+              <w:t>- GV gọi 2 HS trả lời.</w:t>
+            </w:r>
+          </w:p>
+          <w:p>
+            <w:pPr>
+              <w:spacing w:after="60" w:line="276" w:lineRule="auto"/>
+            </w:pPr>
+            <w:r>
+              <w:rPr>
+                <w:rFonts w:ascii="Times New Roman" w:hAnsi="Times New Roman"/>
                 <w:b w:val="0"/>
                 <w:i w:val="0"/>
-                <w:sz w:val="26"/>
-              </w:rPr>
-              <w:t>Bước 2: Học sinh tiếp nhận nhiệm vụ học tập:</w:t>
-            </w:r>
-          </w:p>
-          <w:p>
-            <w:pPr>
-              <w:spacing w:line="276" w:lineRule="auto" w:after="40"/>
-              <w:jc w:val="left"/>
-            </w:pPr>
-            <w:r>
-              <w:rPr>
-                <w:rFonts w:ascii="Times New Roman" w:hAnsi="Times New Roman" w:eastAsia="Times New Roman"/>
-                <w:b w:val="0"/>
-                <w:i w:val="0"/>
-                <w:sz w:val="26"/>
-              </w:rPr>
-              <w:t>- HS tập trung quan sát, lắng nghe câu hỏi.</w:t>
-            </w:r>
-          </w:p>
-          <w:p>
-            <w:pPr>
-              <w:spacing w:line="276" w:lineRule="auto" w:after="40"/>
-              <w:jc w:val="left"/>
-            </w:pPr>
-            <w:r>
-              <w:rPr>
-                <w:rFonts w:ascii="Times New Roman" w:hAnsi="Times New Roman" w:eastAsia="Times New Roman"/>
-                <w:b w:val="0"/>
-                <w:i w:val="0"/>
-                <w:sz w:val="26"/>
-              </w:rPr>
-              <w:t>- HS suy nghĩ cá nhân, thảo luận nhanh nhóm đôi.</w:t>
-            </w:r>
-          </w:p>
-          <w:p>
-            <w:pPr>
-              <w:spacing w:line="276" w:lineRule="auto" w:after="40"/>
-              <w:jc w:val="left"/>
-            </w:pPr>
-            <w:r>
-              <w:rPr>
-                <w:rFonts w:ascii="Times New Roman" w:hAnsi="Times New Roman" w:eastAsia="Times New Roman"/>
-                <w:b w:val="0"/>
-                <w:i w:val="0"/>
-                <w:sz w:val="26"/>
-              </w:rPr>
-              <w:t>Bước 3: Báo cáo kết quả hoạt động:</w:t>
-            </w:r>
-          </w:p>
-          <w:p>
-            <w:pPr>
-              <w:spacing w:line="276" w:lineRule="auto" w:after="40"/>
-              <w:jc w:val="left"/>
-            </w:pPr>
-            <w:r>
-              <w:rPr>
-                <w:rFonts w:ascii="Times New Roman" w:hAnsi="Times New Roman" w:eastAsia="Times New Roman"/>
-                <w:b w:val="0"/>
-                <w:i w:val="0"/>
-                <w:sz w:val="26"/>
-              </w:rPr>
-              <w:t>- 2-3 HS giơ tay phát biểu ý kiến.</w:t>
-            </w:r>
-          </w:p>
-          <w:p>
-            <w:pPr>
-              <w:spacing w:line="276" w:lineRule="auto" w:after="40"/>
-              <w:jc w:val="left"/>
-            </w:pPr>
-            <w:r>
-              <w:rPr>
-                <w:rFonts w:ascii="Times New Roman" w:hAnsi="Times New Roman" w:eastAsia="Times New Roman"/>
-                <w:b w:val="0"/>
-                <w:i w:val="0"/>
-                <w:sz w:val="26"/>
-              </w:rPr>
-              <w:t>- Các bạn khác lắng nghe, nhận xét.</w:t>
-            </w:r>
-          </w:p>
-          <w:p>
-            <w:pPr>
-              <w:spacing w:line="276" w:lineRule="auto" w:after="40"/>
-              <w:jc w:val="left"/>
-            </w:pPr>
-            <w:r>
-              <w:rPr>
-                <w:rFonts w:ascii="Times New Roman" w:hAnsi="Times New Roman" w:eastAsia="Times New Roman"/>
-                <w:b w:val="0"/>
-                <w:i w:val="0"/>
-                <w:sz w:val="26"/>
-              </w:rPr>
-              <w:t>Bước 4: Đánh giá kết quả thực hiện nhiệm vụ:</w:t>
-            </w:r>
-          </w:p>
-          <w:p>
-            <w:pPr>
-              <w:spacing w:line="276" w:lineRule="auto" w:after="40"/>
-              <w:jc w:val="left"/>
-            </w:pPr>
-            <w:r>
-              <w:rPr>
-                <w:rFonts w:ascii="Times New Roman" w:hAnsi="Times New Roman" w:eastAsia="Times New Roman"/>
-                <w:b w:val="0"/>
-                <w:i w:val="0"/>
-                <w:sz w:val="26"/>
-              </w:rPr>
-              <w:t>- GV nhận xét, chuẩn hóa và dẫn dắt vào bài mới.</w:t>
+                <w:color w:val="000000"/>
+                <w:sz w:val="26"/>
+              </w:rPr>
+              <w:t>- GV dẫn dắt: Trong thế giới số, ĐẠO ĐỨC, VĂN HÓA VÀ BẢN QUYỀN là những quy chuẩn quan trọng nhất của một công dân văn minh!</w:t>
             </w:r>
           </w:p>
         </w:tc>
@@ -1015,33 +1057,68 @@
           </w:tcPr>
           <w:p>
             <w:pPr>
-              <w:spacing w:line="276" w:lineRule="auto" w:after="40"/>
-              <w:jc w:val="left"/>
+              <w:spacing w:after="60" w:line="276" w:lineRule="auto"/>
             </w:pPr>
             <w:r/>
             <w:r>
               <w:rPr>
-                <w:rFonts w:ascii="Times New Roman" w:hAnsi="Times New Roman" w:eastAsia="Times New Roman"/>
+                <w:rFonts w:ascii="Times New Roman" w:hAnsi="Times New Roman"/>
+                <w:b/>
+                <w:i w:val="0"/>
+                <w:color w:val="000000"/>
+                <w:sz w:val="26"/>
+              </w:rPr>
+              <w:t>1. Hoạt động MỞ ĐẦU (5 phút)</w:t>
+            </w:r>
+          </w:p>
+          <w:p>
+            <w:pPr>
+              <w:spacing w:after="60" w:line="276" w:lineRule="auto"/>
+            </w:pPr>
+            <w:r>
+              <w:rPr>
+                <w:rFonts w:ascii="Times New Roman" w:hAnsi="Times New Roman"/>
+                <w:b/>
+                <w:i/>
+                <w:color w:val="000000"/>
+                <w:sz w:val="26"/>
+              </w:rPr>
+              <w:t>*Mục tiêu: Đặt vấn đề về tính trung thực và tôn trọng bản quyền trong học tập trực tuyến.</w:t>
+            </w:r>
+          </w:p>
+          <w:p>
+            <w:pPr>
+              <w:spacing w:after="60" w:line="276" w:lineRule="auto"/>
+            </w:pPr>
+          </w:p>
+          <w:p>
+            <w:pPr>
+              <w:spacing w:after="60" w:line="276" w:lineRule="auto"/>
+            </w:pPr>
+            <w:r>
+              <w:rPr>
+                <w:rFonts w:ascii="Times New Roman" w:hAnsi="Times New Roman"/>
                 <w:b w:val="0"/>
                 <w:i w:val="0"/>
-                <w:sz w:val="26"/>
-              </w:rPr>
-              <w:t>HS nhận diện được vấn đề bài học.</w:t>
-            </w:r>
-          </w:p>
-          <w:p>
-            <w:pPr>
-              <w:spacing w:line="276" w:lineRule="auto" w:after="40"/>
-              <w:jc w:val="left"/>
-            </w:pPr>
-            <w:r>
-              <w:rPr>
-                <w:rFonts w:ascii="Times New Roman" w:hAnsi="Times New Roman" w:eastAsia="Times New Roman"/>
+                <w:color w:val="000000"/>
+                <w:sz w:val="26"/>
+              </w:rPr>
+              <w:t>- HS trả lời: Hành vi sao chép không xin phép là đạo văn, vi phạm bản quyền và thiếu trung thực.</w:t>
+            </w:r>
+          </w:p>
+          <w:p>
+            <w:pPr>
+              <w:spacing w:after="60" w:line="276" w:lineRule="auto"/>
+            </w:pPr>
+            <w:r>
+              <w:rPr>
+                <w:rFonts w:ascii="Times New Roman" w:hAnsi="Times New Roman"/>
                 <w:b w:val="0"/>
                 <w:i w:val="0"/>
-                <w:sz w:val="26"/>
-              </w:rPr>
-              <w:t>HS hứng thú, sẵn sàng tìm hiểu nội dung mới.</w:t>
+                <w:color w:val="000000"/>
+                <w:sz w:val="26"/>
+              </w:rPr>
+              <w:t>- HS nhận thức được tầm quan trọng của việc tôn trọng tác quyền.</w:t>
             </w:r>
           </w:p>
         </w:tc>
@@ -1061,7 +1138,7 @@
       </w:pPr>
       <w:r>
         <w:rPr>
-          <w:rFonts w:ascii="Times New Roman" w:hAnsi="Times New Roman" w:eastAsia="Times New Roman"/>
+          <w:rFonts w:ascii="Times New Roman" w:hAnsi="Times New Roman" w:eastAsia="Times New Roman" w:cs="Times New Roman"/>
           <w:b/>
           <w:i w:val="0"/>
           <w:sz w:val="26"/>
@@ -1077,7 +1154,7 @@
       </w:pPr>
       <w:r>
         <w:rPr>
-          <w:rFonts w:ascii="Times New Roman" w:hAnsi="Times New Roman" w:eastAsia="Times New Roman"/>
+          <w:rFonts w:ascii="Times New Roman" w:hAnsi="Times New Roman" w:eastAsia="Times New Roman" w:cs="Times New Roman"/>
           <w:b/>
           <w:i w:val="0"/>
           <w:sz w:val="26"/>
@@ -1086,7 +1163,7 @@
       </w:r>
       <w:r>
         <w:rPr>
-          <w:rFonts w:ascii="Times New Roman" w:hAnsi="Times New Roman" w:eastAsia="Times New Roman"/>
+          <w:rFonts w:ascii="Times New Roman" w:hAnsi="Times New Roman" w:eastAsia="Times New Roman" w:cs="Times New Roman"/>
           <w:b w:val="0"/>
           <w:i/>
           <w:sz w:val="26"/>
@@ -1102,7 +1179,7 @@
       </w:pPr>
       <w:r>
         <w:rPr>
-          <w:rFonts w:ascii="Times New Roman" w:hAnsi="Times New Roman" w:eastAsia="Times New Roman"/>
+          <w:rFonts w:ascii="Times New Roman" w:hAnsi="Times New Roman" w:eastAsia="Times New Roman" w:cs="Times New Roman"/>
           <w:b/>
           <w:i w:val="0"/>
           <w:sz w:val="26"/>
@@ -1111,7 +1188,7 @@
       </w:r>
       <w:r>
         <w:rPr>
-          <w:rFonts w:ascii="Times New Roman" w:hAnsi="Times New Roman" w:eastAsia="Times New Roman"/>
+          <w:rFonts w:ascii="Times New Roman" w:hAnsi="Times New Roman" w:eastAsia="Times New Roman" w:cs="Times New Roman"/>
           <w:b w:val="0"/>
           <w:i/>
           <w:sz w:val="26"/>
@@ -1127,7 +1204,7 @@
       </w:pPr>
       <w:r>
         <w:rPr>
-          <w:rFonts w:ascii="Times New Roman" w:hAnsi="Times New Roman" w:eastAsia="Times New Roman"/>
+          <w:rFonts w:ascii="Times New Roman" w:hAnsi="Times New Roman" w:eastAsia="Times New Roman" w:cs="Times New Roman"/>
           <w:b/>
           <w:i w:val="0"/>
           <w:sz w:val="26"/>
@@ -1136,7 +1213,7 @@
       </w:r>
       <w:r>
         <w:rPr>
-          <w:rFonts w:ascii="Times New Roman" w:hAnsi="Times New Roman" w:eastAsia="Times New Roman"/>
+          <w:rFonts w:ascii="Times New Roman" w:hAnsi="Times New Roman" w:eastAsia="Times New Roman" w:cs="Times New Roman"/>
           <w:b w:val="0"/>
           <w:i/>
           <w:sz w:val="26"/>
@@ -1152,7 +1229,7 @@
       </w:pPr>
       <w:r>
         <w:rPr>
-          <w:rFonts w:ascii="Times New Roman" w:hAnsi="Times New Roman" w:eastAsia="Times New Roman"/>
+          <w:rFonts w:ascii="Times New Roman" w:hAnsi="Times New Roman" w:eastAsia="Times New Roman" w:cs="Times New Roman"/>
           <w:b/>
           <w:i w:val="0"/>
           <w:sz w:val="26"/>
@@ -1193,10 +1270,15 @@
               <w:spacing w:line="276" w:lineRule="auto" w:after="40"/>
               <w:jc w:val="center"/>
             </w:pPr>
-            <w:r/>
-            <w:r>
-              <w:rPr>
-                <w:rFonts w:ascii="Times New Roman" w:hAnsi="Times New Roman" w:eastAsia="Times New Roman"/>
+            <w:r>
+              <w:rPr>
+                <w:rFonts w:ascii="Times New Roman" w:hAnsi="Times New Roman" w:cs="Times New Roman"/>
+                <w:sz w:val="26"/>
+              </w:rPr>
+            </w:r>
+            <w:r>
+              <w:rPr>
+                <w:rFonts w:ascii="Times New Roman" w:hAnsi="Times New Roman" w:eastAsia="Times New Roman" w:cs="Times New Roman"/>
                 <w:b/>
                 <w:i w:val="0"/>
                 <w:sz w:val="26"/>
@@ -1220,10 +1302,15 @@
               <w:spacing w:line="276" w:lineRule="auto" w:after="40"/>
               <w:jc w:val="center"/>
             </w:pPr>
-            <w:r/>
-            <w:r>
-              <w:rPr>
-                <w:rFonts w:ascii="Times New Roman" w:hAnsi="Times New Roman" w:eastAsia="Times New Roman"/>
+            <w:r>
+              <w:rPr>
+                <w:rFonts w:ascii="Times New Roman" w:hAnsi="Times New Roman" w:cs="Times New Roman"/>
+                <w:sz w:val="26"/>
+              </w:rPr>
+            </w:r>
+            <w:r>
+              <w:rPr>
+                <w:rFonts w:ascii="Times New Roman" w:hAnsi="Times New Roman" w:eastAsia="Times New Roman" w:cs="Times New Roman"/>
                 <w:b/>
                 <w:i w:val="0"/>
                 <w:sz w:val="26"/>
@@ -1246,153 +1333,258 @@
           </w:tcPr>
           <w:p>
             <w:pPr>
-              <w:spacing w:line="276" w:lineRule="auto" w:after="40"/>
-              <w:jc w:val="left"/>
+              <w:spacing w:after="60" w:line="276" w:lineRule="auto"/>
             </w:pPr>
             <w:r/>
             <w:r>
               <w:rPr>
-                <w:rFonts w:ascii="Times New Roman" w:hAnsi="Times New Roman" w:eastAsia="Times New Roman"/>
+                <w:rFonts w:ascii="Times New Roman" w:hAnsi="Times New Roman"/>
+                <w:b/>
+                <w:i w:val="0"/>
+                <w:color w:val="000000"/>
+                <w:sz w:val="26"/>
+              </w:rPr>
+              <w:t>2. HOẠT ĐỘNG HÌNH THÀNH KIẾN THỨC MỚI (15 phút)</w:t>
+            </w:r>
+          </w:p>
+          <w:p>
+            <w:pPr>
+              <w:spacing w:after="60" w:line="276" w:lineRule="auto"/>
+            </w:pPr>
+            <w:r>
+              <w:rPr>
+                <w:rFonts w:ascii="Times New Roman" w:hAnsi="Times New Roman"/>
+                <w:b/>
+                <w:i/>
+                <w:color w:val="000000"/>
+                <w:sz w:val="26"/>
+              </w:rPr>
+              <w:t>*Mục tiêu: HS hiểu về quyền tác giả, giấy phép Creative Commons và các quy tắc trích dẫn hợp pháp.</w:t>
+            </w:r>
+          </w:p>
+          <w:p>
+            <w:pPr>
+              <w:spacing w:after="60" w:line="276" w:lineRule="auto"/>
+            </w:pPr>
+          </w:p>
+          <w:p>
+            <w:pPr>
+              <w:spacing w:after="60" w:line="276" w:lineRule="auto"/>
+            </w:pPr>
+            <w:r>
+              <w:rPr>
+                <w:rFonts w:ascii="Times New Roman" w:hAnsi="Times New Roman"/>
+                <w:b/>
+                <w:i/>
+                <w:color w:val="000000"/>
+                <w:sz w:val="26"/>
+              </w:rPr>
+              <w:t>Nội dung 1: Quyền tác giả và Bản quyền nội dung số (8 phút)</w:t>
+            </w:r>
+          </w:p>
+          <w:p>
+            <w:pPr>
+              <w:spacing w:after="60" w:line="276" w:lineRule="auto"/>
+            </w:pPr>
+            <w:r>
+              <w:rPr>
+                <w:rFonts w:ascii="Times New Roman" w:hAnsi="Times New Roman"/>
                 <w:b w:val="0"/>
                 <w:i w:val="0"/>
-                <w:sz w:val="26"/>
-              </w:rPr>
-              <w:t>Bước 1: Chuyển giao nhiệm vụ học tập:</w:t>
-            </w:r>
-          </w:p>
-          <w:p>
-            <w:pPr>
-              <w:spacing w:line="276" w:lineRule="auto" w:after="40"/>
-              <w:jc w:val="left"/>
-            </w:pPr>
-            <w:r>
-              <w:rPr>
-                <w:rFonts w:ascii="Times New Roman" w:hAnsi="Times New Roman" w:eastAsia="Times New Roman"/>
+                <w:color w:val="000000"/>
+                <w:sz w:val="26"/>
+              </w:rPr>
+              <w:t>GV: Chiếu hình ảnh biểu tượng Bản quyền © và các giấy phép Creative Commons (CC) (SGK tr.17).</w:t>
+            </w:r>
+          </w:p>
+          <w:p>
+            <w:pPr>
+              <w:spacing w:before="80" w:after="80"/>
+              <w:jc w:val="center"/>
+            </w:pPr>
+            <w:r>
+              <w:drawing>
+                <wp:inline xmlns:a="http://schemas.openxmlformats.org/drawingml/2006/main" xmlns:pic="http://schemas.openxmlformats.org/drawingml/2006/picture">
+                  <wp:extent cx="2560320" cy="3618696"/>
+                  <wp:docPr id="1" name="Picture 1"/>
+                  <wp:cNvGraphicFramePr>
+                    <a:graphicFrameLocks noChangeAspect="1"/>
+                  </wp:cNvGraphicFramePr>
+                  <a:graphic>
+                    <a:graphicData uri="http://schemas.openxmlformats.org/drawingml/2006/picture">
+                      <pic:pic>
+                        <pic:nvPicPr>
+                          <pic:cNvPr id="0" name="p17.png"/>
+                          <pic:cNvPicPr/>
+                        </pic:nvPicPr>
+                        <pic:blipFill>
+                          <a:blip r:embed="rId16"/>
+                          <a:stretch>
+                            <a:fillRect/>
+                          </a:stretch>
+                        </pic:blipFill>
+                        <pic:spPr>
+                          <a:xfrm>
+                            <a:off x="0" y="0"/>
+                            <a:ext cx="2560320" cy="3618696"/>
+                          </a:xfrm>
+                          <a:prstGeom prst="rect"/>
+                        </pic:spPr>
+                      </pic:pic>
+                    </a:graphicData>
+                  </a:graphic>
+                </wp:inline>
+              </w:drawing>
+            </w:r>
+          </w:p>
+          <w:p>
+            <w:pPr>
+              <w:spacing w:after="60" w:line="276" w:lineRule="auto"/>
+            </w:pPr>
+            <w:r>
+              <w:rPr>
+                <w:rFonts w:ascii="Times New Roman" w:hAnsi="Times New Roman"/>
                 <w:b w:val="0"/>
                 <w:i w:val="0"/>
-                <w:sz w:val="26"/>
-              </w:rPr>
-              <w:t>- GV giao nhiệm vụ: đọc SGK và theo dõi thao tác mẫu trên máy chiếu.</w:t>
-            </w:r>
-          </w:p>
-          <w:p>
-            <w:pPr>
-              <w:spacing w:line="276" w:lineRule="auto" w:after="40"/>
-              <w:jc w:val="left"/>
-            </w:pPr>
-            <w:r>
-              <w:rPr>
-                <w:rFonts w:ascii="Times New Roman" w:hAnsi="Times New Roman" w:eastAsia="Times New Roman"/>
+                <w:color w:val="000000"/>
+                <w:sz w:val="26"/>
+              </w:rPr>
+              <w:t>- Định nghĩa: Quyền tác giả là quyền của tổ chức, cá nhân đối với tác phẩm do mình sáng tạo ra hoặc sở hữu.</w:t>
+            </w:r>
+          </w:p>
+          <w:p>
+            <w:pPr>
+              <w:spacing w:after="60" w:line="276" w:lineRule="auto"/>
+            </w:pPr>
+            <w:r>
+              <w:rPr>
+                <w:rFonts w:ascii="Times New Roman" w:hAnsi="Times New Roman"/>
                 <w:b w:val="0"/>
                 <w:i w:val="0"/>
-                <w:sz w:val="26"/>
-              </w:rPr>
-              <w:t>Bước 2: Học sinh tiếp nhận nhiệm vụ học tập:</w:t>
-            </w:r>
-          </w:p>
-          <w:p>
-            <w:pPr>
-              <w:spacing w:line="276" w:lineRule="auto" w:after="40"/>
-              <w:jc w:val="left"/>
-            </w:pPr>
-            <w:r>
-              <w:rPr>
-                <w:rFonts w:ascii="Times New Roman" w:hAnsi="Times New Roman" w:eastAsia="Times New Roman"/>
+                <w:color w:val="000000"/>
+                <w:sz w:val="26"/>
+              </w:rPr>
+              <w:t>- Hành vi vi phạm bản quyền phổ biến: Tải phần mềm lậu (bẻ khóa), sao chép sách/nhạc/phim phát tán trái phép, dùng ảnh của người khác không ghi nguồn.</w:t>
+            </w:r>
+          </w:p>
+          <w:p>
+            <w:pPr>
+              <w:spacing w:after="60" w:line="276" w:lineRule="auto"/>
+            </w:pPr>
+            <w:r>
+              <w:rPr>
+                <w:rFonts w:ascii="Times New Roman" w:hAnsi="Times New Roman"/>
                 <w:b w:val="0"/>
                 <w:i w:val="0"/>
-                <w:sz w:val="26"/>
-              </w:rPr>
-              <w:t>- HS mở SGK trang tương ứng và quan sát màn chiếu.</w:t>
-            </w:r>
-          </w:p>
-          <w:p>
-            <w:pPr>
-              <w:spacing w:line="276" w:lineRule="auto" w:after="40"/>
-              <w:jc w:val="left"/>
-            </w:pPr>
-            <w:r>
-              <w:rPr>
-                <w:rFonts w:ascii="Times New Roman" w:hAnsi="Times New Roman" w:eastAsia="Times New Roman"/>
+                <w:color w:val="000000"/>
+                <w:sz w:val="26"/>
+              </w:rPr>
+              <w:t>- Quy tắc trích dẫn hợp pháp: Được phép sử dụng một đoạn trích ngắn cho mục đích học tập/nghiên cứu nhưng BẮT BUỘC phải ghi rõ tên tác giả và nguồn gốc.</w:t>
+            </w:r>
+          </w:p>
+          <w:p>
+            <w:pPr>
+              <w:spacing w:after="60" w:line="276" w:lineRule="auto"/>
+            </w:pPr>
+          </w:p>
+          <w:p>
+            <w:pPr>
+              <w:spacing w:after="60" w:line="276" w:lineRule="auto"/>
+            </w:pPr>
+            <w:r>
+              <w:rPr>
+                <w:rFonts w:ascii="Times New Roman" w:hAnsi="Times New Roman"/>
+                <w:b/>
+                <w:i/>
+                <w:color w:val="000000"/>
+                <w:sz w:val="26"/>
+              </w:rPr>
+              <w:t>Nội dung 2: Văn hóa ứng xử và phòng chống bắt nạt trên mạng (7 phút)</w:t>
+            </w:r>
+          </w:p>
+          <w:p>
+            <w:pPr>
+              <w:spacing w:after="60" w:line="276" w:lineRule="auto"/>
+            </w:pPr>
+            <w:r>
+              <w:rPr>
+                <w:rFonts w:ascii="Times New Roman" w:hAnsi="Times New Roman"/>
                 <w:b w:val="0"/>
                 <w:i w:val="0"/>
-                <w:sz w:val="26"/>
-              </w:rPr>
-              <w:t>- HS ghi chép từ khóa chính vào vở.</w:t>
-            </w:r>
-          </w:p>
-          <w:p>
-            <w:pPr>
-              <w:spacing w:line="276" w:lineRule="auto" w:after="40"/>
-              <w:jc w:val="left"/>
-            </w:pPr>
-            <w:r>
-              <w:rPr>
-                <w:rFonts w:ascii="Times New Roman" w:hAnsi="Times New Roman" w:eastAsia="Times New Roman"/>
+                <w:color w:val="000000"/>
+                <w:sz w:val="26"/>
+              </w:rPr>
+              <w:t>GV: Chiếu hình ảnh công dân số có trách nhiệm.</w:t>
+            </w:r>
+          </w:p>
+          <w:p>
+            <w:pPr>
+              <w:spacing w:before="80" w:after="80"/>
+              <w:jc w:val="center"/>
+            </w:pPr>
+            <w:r>
+              <w:drawing>
+                <wp:inline xmlns:a="http://schemas.openxmlformats.org/drawingml/2006/main" xmlns:pic="http://schemas.openxmlformats.org/drawingml/2006/picture">
+                  <wp:extent cx="2926080" cy="1633161"/>
+                  <wp:docPr id="2" name="Picture 2"/>
+                  <wp:cNvGraphicFramePr>
+                    <a:graphicFrameLocks noChangeAspect="1"/>
+                  </wp:cNvGraphicFramePr>
+                  <a:graphic>
+                    <a:graphicData uri="http://schemas.openxmlformats.org/drawingml/2006/picture">
+                      <pic:pic>
+                        <pic:nvPicPr>
+                          <pic:cNvPr id="0" name="lop8_digital_ethics.jpg"/>
+                          <pic:cNvPicPr/>
+                        </pic:nvPicPr>
+                        <pic:blipFill>
+                          <a:blip r:embed="rId17"/>
+                          <a:stretch>
+                            <a:fillRect/>
+                          </a:stretch>
+                        </pic:blipFill>
+                        <pic:spPr>
+                          <a:xfrm>
+                            <a:off x="0" y="0"/>
+                            <a:ext cx="2926080" cy="1633161"/>
+                          </a:xfrm>
+                          <a:prstGeom prst="rect"/>
+                        </pic:spPr>
+                      </pic:pic>
+                    </a:graphicData>
+                  </a:graphic>
+                </wp:inline>
+              </w:drawing>
+            </w:r>
+          </w:p>
+          <w:p>
+            <w:pPr>
+              <w:spacing w:after="60" w:line="276" w:lineRule="auto"/>
+            </w:pPr>
+            <w:r>
+              <w:rPr>
+                <w:rFonts w:ascii="Times New Roman" w:hAnsi="Times New Roman"/>
                 <w:b w:val="0"/>
                 <w:i w:val="0"/>
-                <w:sz w:val="26"/>
-              </w:rPr>
-              <w:t>Bước 3: Báo cáo kết quả hoạt động:</w:t>
-            </w:r>
-          </w:p>
-          <w:p>
-            <w:pPr>
-              <w:spacing w:line="276" w:lineRule="auto" w:after="40"/>
-              <w:jc w:val="left"/>
-            </w:pPr>
-            <w:r>
-              <w:rPr>
-                <w:rFonts w:ascii="Times New Roman" w:hAnsi="Times New Roman" w:eastAsia="Times New Roman"/>
+                <w:color w:val="000000"/>
+                <w:sz w:val="26"/>
+              </w:rPr>
+              <w:t>- Tôn trọng sự riêng tư của người khác, không chia sẻ ảnh/thông tin cá nhân của bạn bè khi chưa được phép.</w:t>
+            </w:r>
+          </w:p>
+          <w:p>
+            <w:pPr>
+              <w:spacing w:after="60" w:line="276" w:lineRule="auto"/>
+            </w:pPr>
+            <w:r>
+              <w:rPr>
+                <w:rFonts w:ascii="Times New Roman" w:hAnsi="Times New Roman"/>
                 <w:b w:val="0"/>
                 <w:i w:val="0"/>
-                <w:sz w:val="26"/>
-              </w:rPr>
-              <w:t>- 1-2 HS lên máy GV thực hiện lại thao tác mẫu.</w:t>
-            </w:r>
-          </w:p>
-          <w:p>
-            <w:pPr>
-              <w:spacing w:line="276" w:lineRule="auto" w:after="40"/>
-              <w:jc w:val="left"/>
-            </w:pPr>
-            <w:r>
-              <w:rPr>
-                <w:rFonts w:ascii="Times New Roman" w:hAnsi="Times New Roman" w:eastAsia="Times New Roman"/>
-                <w:b w:val="0"/>
-                <w:i w:val="0"/>
-                <w:sz w:val="26"/>
-              </w:rPr>
-              <w:t>- Cả lớp quan sát, nhận xét.</w:t>
-            </w:r>
-          </w:p>
-          <w:p>
-            <w:pPr>
-              <w:spacing w:line="276" w:lineRule="auto" w:after="40"/>
-              <w:jc w:val="left"/>
-            </w:pPr>
-            <w:r>
-              <w:rPr>
-                <w:rFonts w:ascii="Times New Roman" w:hAnsi="Times New Roman" w:eastAsia="Times New Roman"/>
-                <w:b w:val="0"/>
-                <w:i w:val="0"/>
-                <w:sz w:val="26"/>
-              </w:rPr>
-              <w:t>Bước 4: Đánh giá kết quả thực hiện nhiệm vụ:</w:t>
-            </w:r>
-          </w:p>
-          <w:p>
-            <w:pPr>
-              <w:spacing w:line="276" w:lineRule="auto" w:after="40"/>
-              <w:jc w:val="left"/>
-            </w:pPr>
-            <w:r>
-              <w:rPr>
-                <w:rFonts w:ascii="Times New Roman" w:hAnsi="Times New Roman" w:eastAsia="Times New Roman"/>
-                <w:b w:val="0"/>
-                <w:i w:val="0"/>
-                <w:sz w:val="26"/>
-              </w:rPr>
-              <w:t>- GV chuẩn hóa kiến thức lý thuyết và chốt quy trình thao tác.</w:t>
+                <w:color w:val="000000"/>
+                <w:sz w:val="26"/>
+              </w:rPr>
+              <w:t>- Lên tiếng bảo vệ nạn nhân của bạo lực mạng (Cyberbullying); không a dua bình luận công kích tập thể.</w:t>
             </w:r>
           </w:p>
         </w:tc>
@@ -1408,33 +1600,83 @@
           </w:tcPr>
           <w:p>
             <w:pPr>
-              <w:spacing w:line="276" w:lineRule="auto" w:after="40"/>
-              <w:jc w:val="left"/>
+              <w:spacing w:after="60" w:line="276" w:lineRule="auto"/>
             </w:pPr>
             <w:r/>
             <w:r>
               <w:rPr>
-                <w:rFonts w:ascii="Times New Roman" w:hAnsi="Times New Roman" w:eastAsia="Times New Roman"/>
+                <w:rFonts w:ascii="Times New Roman" w:hAnsi="Times New Roman"/>
+                <w:b/>
+                <w:i w:val="0"/>
+                <w:color w:val="000000"/>
+                <w:sz w:val="26"/>
+              </w:rPr>
+              <w:t>2. HOẠT ĐỘNG HÌNH THÀNH KIẾN THỨC MỚI (15 phút)</w:t>
+            </w:r>
+          </w:p>
+          <w:p>
+            <w:pPr>
+              <w:spacing w:after="60" w:line="276" w:lineRule="auto"/>
+            </w:pPr>
+            <w:r>
+              <w:rPr>
+                <w:rFonts w:ascii="Times New Roman" w:hAnsi="Times New Roman"/>
+                <w:b/>
+                <w:i/>
+                <w:color w:val="000000"/>
+                <w:sz w:val="26"/>
+              </w:rPr>
+              <w:t>*Mục tiêu: HS hiểu về quyền tác giả, giấy phép Creative Commons và các quy tắc trích dẫn hợp pháp.</w:t>
+            </w:r>
+          </w:p>
+          <w:p>
+            <w:pPr>
+              <w:spacing w:after="60" w:line="276" w:lineRule="auto"/>
+            </w:pPr>
+          </w:p>
+          <w:p>
+            <w:pPr>
+              <w:spacing w:after="60" w:line="276" w:lineRule="auto"/>
+            </w:pPr>
+            <w:r>
+              <w:rPr>
+                <w:rFonts w:ascii="Times New Roman" w:hAnsi="Times New Roman"/>
                 <w:b w:val="0"/>
                 <w:i w:val="0"/>
-                <w:sz w:val="26"/>
-              </w:rPr>
-              <w:t>Kiến thức lý thuyết chuẩn.</w:t>
-            </w:r>
-          </w:p>
-          <w:p>
-            <w:pPr>
-              <w:spacing w:line="276" w:lineRule="auto" w:after="40"/>
-              <w:jc w:val="left"/>
-            </w:pPr>
-            <w:r>
-              <w:rPr>
-                <w:rFonts w:ascii="Times New Roman" w:hAnsi="Times New Roman" w:eastAsia="Times New Roman"/>
+                <w:color w:val="000000"/>
+                <w:sz w:val="26"/>
+              </w:rPr>
+              <w:t>- HS nhận biết biểu tượng bản quyền © và biểu tượng CC.</w:t>
+            </w:r>
+          </w:p>
+          <w:p>
+            <w:pPr>
+              <w:spacing w:after="60" w:line="276" w:lineRule="auto"/>
+            </w:pPr>
+            <w:r>
+              <w:rPr>
+                <w:rFonts w:ascii="Times New Roman" w:hAnsi="Times New Roman"/>
                 <w:b w:val="0"/>
                 <w:i w:val="0"/>
-                <w:sz w:val="26"/>
-              </w:rPr>
-              <w:t>Quy trình thao tác đúng.</w:t>
+                <w:color w:val="000000"/>
+                <w:sz w:val="26"/>
+              </w:rPr>
+              <w:t>- HS hiểu và ghi nhớ cách trích dẫn nguồn tài liệu hợp pháp.</w:t>
+            </w:r>
+          </w:p>
+          <w:p>
+            <w:pPr>
+              <w:spacing w:after="60" w:line="276" w:lineRule="auto"/>
+            </w:pPr>
+            <w:r>
+              <w:rPr>
+                <w:rFonts w:ascii="Times New Roman" w:hAnsi="Times New Roman"/>
+                <w:b w:val="0"/>
+                <w:i w:val="0"/>
+                <w:color w:val="000000"/>
+                <w:sz w:val="26"/>
+              </w:rPr>
+              <w:t>- HS nhận diện các hành vi bắt nạt qua mạng để phòng tránh.</w:t>
             </w:r>
           </w:p>
         </w:tc>
@@ -1454,7 +1696,7 @@
       </w:pPr>
       <w:r>
         <w:rPr>
-          <w:rFonts w:ascii="Times New Roman" w:hAnsi="Times New Roman" w:eastAsia="Times New Roman"/>
+          <w:rFonts w:ascii="Times New Roman" w:hAnsi="Times New Roman" w:eastAsia="Times New Roman" w:cs="Times New Roman"/>
           <w:b/>
           <w:i w:val="0"/>
           <w:sz w:val="26"/>
@@ -1470,7 +1712,7 @@
       </w:pPr>
       <w:r>
         <w:rPr>
-          <w:rFonts w:ascii="Times New Roman" w:hAnsi="Times New Roman" w:eastAsia="Times New Roman"/>
+          <w:rFonts w:ascii="Times New Roman" w:hAnsi="Times New Roman" w:eastAsia="Times New Roman" w:cs="Times New Roman"/>
           <w:b/>
           <w:i w:val="0"/>
           <w:sz w:val="26"/>
@@ -1479,7 +1721,7 @@
       </w:r>
       <w:r>
         <w:rPr>
-          <w:rFonts w:ascii="Times New Roman" w:hAnsi="Times New Roman" w:eastAsia="Times New Roman"/>
+          <w:rFonts w:ascii="Times New Roman" w:hAnsi="Times New Roman" w:eastAsia="Times New Roman" w:cs="Times New Roman"/>
           <w:b w:val="0"/>
           <w:i/>
           <w:sz w:val="26"/>
@@ -1495,7 +1737,7 @@
       </w:pPr>
       <w:r>
         <w:rPr>
-          <w:rFonts w:ascii="Times New Roman" w:hAnsi="Times New Roman" w:eastAsia="Times New Roman"/>
+          <w:rFonts w:ascii="Times New Roman" w:hAnsi="Times New Roman" w:eastAsia="Times New Roman" w:cs="Times New Roman"/>
           <w:b/>
           <w:i w:val="0"/>
           <w:sz w:val="26"/>
@@ -1504,7 +1746,7 @@
       </w:r>
       <w:r>
         <w:rPr>
-          <w:rFonts w:ascii="Times New Roman" w:hAnsi="Times New Roman" w:eastAsia="Times New Roman"/>
+          <w:rFonts w:ascii="Times New Roman" w:hAnsi="Times New Roman" w:eastAsia="Times New Roman" w:cs="Times New Roman"/>
           <w:b w:val="0"/>
           <w:i/>
           <w:sz w:val="26"/>
@@ -1520,7 +1762,7 @@
       </w:pPr>
       <w:r>
         <w:rPr>
-          <w:rFonts w:ascii="Times New Roman" w:hAnsi="Times New Roman" w:eastAsia="Times New Roman"/>
+          <w:rFonts w:ascii="Times New Roman" w:hAnsi="Times New Roman" w:eastAsia="Times New Roman" w:cs="Times New Roman"/>
           <w:b/>
           <w:i w:val="0"/>
           <w:sz w:val="26"/>
@@ -1529,7 +1771,7 @@
       </w:r>
       <w:r>
         <w:rPr>
-          <w:rFonts w:ascii="Times New Roman" w:hAnsi="Times New Roman" w:eastAsia="Times New Roman"/>
+          <w:rFonts w:ascii="Times New Roman" w:hAnsi="Times New Roman" w:eastAsia="Times New Roman" w:cs="Times New Roman"/>
           <w:b w:val="0"/>
           <w:i/>
           <w:sz w:val="26"/>
@@ -1545,7 +1787,7 @@
       </w:pPr>
       <w:r>
         <w:rPr>
-          <w:rFonts w:ascii="Times New Roman" w:hAnsi="Times New Roman" w:eastAsia="Times New Roman"/>
+          <w:rFonts w:ascii="Times New Roman" w:hAnsi="Times New Roman" w:eastAsia="Times New Roman" w:cs="Times New Roman"/>
           <w:b/>
           <w:i w:val="0"/>
           <w:sz w:val="26"/>
@@ -1586,10 +1828,15 @@
               <w:spacing w:line="276" w:lineRule="auto" w:after="40"/>
               <w:jc w:val="center"/>
             </w:pPr>
-            <w:r/>
-            <w:r>
-              <w:rPr>
-                <w:rFonts w:ascii="Times New Roman" w:hAnsi="Times New Roman" w:eastAsia="Times New Roman"/>
+            <w:r>
+              <w:rPr>
+                <w:rFonts w:ascii="Times New Roman" w:hAnsi="Times New Roman" w:cs="Times New Roman"/>
+                <w:sz w:val="26"/>
+              </w:rPr>
+            </w:r>
+            <w:r>
+              <w:rPr>
+                <w:rFonts w:ascii="Times New Roman" w:hAnsi="Times New Roman" w:eastAsia="Times New Roman" w:cs="Times New Roman"/>
                 <w:b/>
                 <w:i w:val="0"/>
                 <w:sz w:val="26"/>
@@ -1613,10 +1860,15 @@
               <w:spacing w:line="276" w:lineRule="auto" w:after="40"/>
               <w:jc w:val="center"/>
             </w:pPr>
-            <w:r/>
-            <w:r>
-              <w:rPr>
-                <w:rFonts w:ascii="Times New Roman" w:hAnsi="Times New Roman" w:eastAsia="Times New Roman"/>
+            <w:r>
+              <w:rPr>
+                <w:rFonts w:ascii="Times New Roman" w:hAnsi="Times New Roman" w:cs="Times New Roman"/>
+                <w:sz w:val="26"/>
+              </w:rPr>
+            </w:r>
+            <w:r>
+              <w:rPr>
+                <w:rFonts w:ascii="Times New Roman" w:hAnsi="Times New Roman" w:eastAsia="Times New Roman" w:cs="Times New Roman"/>
                 <w:b/>
                 <w:i w:val="0"/>
                 <w:sz w:val="26"/>
@@ -1639,168 +1891,98 @@
           </w:tcPr>
           <w:p>
             <w:pPr>
-              <w:spacing w:line="276" w:lineRule="auto" w:after="40"/>
-              <w:jc w:val="left"/>
+              <w:spacing w:after="60" w:line="276" w:lineRule="auto"/>
             </w:pPr>
             <w:r/>
             <w:r>
               <w:rPr>
-                <w:rFonts w:ascii="Times New Roman" w:hAnsi="Times New Roman" w:eastAsia="Times New Roman"/>
+                <w:rFonts w:ascii="Times New Roman" w:hAnsi="Times New Roman"/>
+                <w:b/>
+                <w:i w:val="0"/>
+                <w:color w:val="000000"/>
+                <w:sz w:val="26"/>
+              </w:rPr>
+              <w:t>3. HĐ LUYỆN TẬP-THỰC HÀNH (10 phút)</w:t>
+            </w:r>
+          </w:p>
+          <w:p>
+            <w:pPr>
+              <w:spacing w:after="60" w:line="276" w:lineRule="auto"/>
+            </w:pPr>
+            <w:r>
+              <w:rPr>
+                <w:rFonts w:ascii="Times New Roman" w:hAnsi="Times New Roman"/>
+                <w:b/>
+                <w:i/>
+                <w:color w:val="000000"/>
+                <w:sz w:val="26"/>
+              </w:rPr>
+              <w:t>*Mục tiêu: HS phân tích và đánh giá các tình huống bản quyền trong bài tập SGK tr.19.</w:t>
+            </w:r>
+          </w:p>
+          <w:p>
+            <w:pPr>
+              <w:spacing w:after="60" w:line="276" w:lineRule="auto"/>
+            </w:pPr>
+          </w:p>
+          <w:p>
+            <w:pPr>
+              <w:spacing w:after="60" w:line="276" w:lineRule="auto"/>
+            </w:pPr>
+            <w:r>
+              <w:rPr>
+                <w:rFonts w:ascii="Times New Roman" w:hAnsi="Times New Roman"/>
                 <w:b w:val="0"/>
                 <w:i w:val="0"/>
-                <w:sz w:val="26"/>
-              </w:rPr>
-              <w:t>Bước 1: Chuyển giao nhiệm vụ học tập:</w:t>
-            </w:r>
-          </w:p>
-          <w:p>
-            <w:pPr>
-              <w:spacing w:line="276" w:lineRule="auto" w:after="40"/>
-              <w:jc w:val="left"/>
-            </w:pPr>
-            <w:r>
-              <w:rPr>
-                <w:rFonts w:ascii="Times New Roman" w:hAnsi="Times New Roman" w:eastAsia="Times New Roman"/>
+                <w:color w:val="000000"/>
+                <w:sz w:val="26"/>
+              </w:rPr>
+              <w:t>GV: Cho HS thảo luận 2 tình huống:</w:t>
+            </w:r>
+          </w:p>
+          <w:p>
+            <w:pPr>
+              <w:spacing w:after="60" w:line="276" w:lineRule="auto"/>
+            </w:pPr>
+            <w:r>
+              <w:rPr>
+                <w:rFonts w:ascii="Times New Roman" w:hAnsi="Times New Roman"/>
                 <w:b w:val="0"/>
                 <w:i w:val="0"/>
-                <w:sz w:val="26"/>
-              </w:rPr>
-              <w:t>- GV giao bài tập thực hành bài Bài 4. Đạo đức và văn hóa trong sử dụng công nghệ số trên máy tính.</w:t>
-            </w:r>
-          </w:p>
-          <w:p>
-            <w:pPr>
-              <w:spacing w:line="276" w:lineRule="auto" w:after="40"/>
-              <w:jc w:val="left"/>
-            </w:pPr>
-            <w:r>
-              <w:rPr>
-                <w:rFonts w:ascii="Times New Roman" w:hAnsi="Times New Roman" w:eastAsia="Times New Roman"/>
+                <w:color w:val="000000"/>
+                <w:sz w:val="26"/>
+              </w:rPr>
+              <w:t xml:space="preserve">  Tình huống 1: Nhóm của Lan làm bài thuyết trình PowerPoint về biến đổi khí hậu, có dùng 3 bức ảnh từ Google Images và ghi chú rõ link nguồn ở chân slide.</w:t>
+            </w:r>
+          </w:p>
+          <w:p>
+            <w:pPr>
+              <w:spacing w:after="60" w:line="276" w:lineRule="auto"/>
+            </w:pPr>
+            <w:r>
+              <w:rPr>
+                <w:rFonts w:ascii="Times New Roman" w:hAnsi="Times New Roman"/>
                 <w:b w:val="0"/>
                 <w:i w:val="0"/>
-                <w:sz w:val="26"/>
-              </w:rPr>
-              <w:t>Bước 2: Học sinh tiếp nhận nhiệm vụ học tập:</w:t>
-            </w:r>
-          </w:p>
-          <w:p>
-            <w:pPr>
-              <w:spacing w:line="276" w:lineRule="auto" w:after="40"/>
-              <w:jc w:val="left"/>
-            </w:pPr>
-            <w:r>
-              <w:rPr>
-                <w:rFonts w:ascii="Times New Roman" w:hAnsi="Times New Roman" w:eastAsia="Times New Roman"/>
+                <w:color w:val="000000"/>
+                <w:sz w:val="26"/>
+              </w:rPr>
+              <w:t xml:space="preserve">  Tình huống 2: Bạn Hùng tải một bản crack game có bản quyền về cài đặt và chia sẻ cho cả lớp.</w:t>
+            </w:r>
+          </w:p>
+          <w:p>
+            <w:pPr>
+              <w:spacing w:after="60" w:line="276" w:lineRule="auto"/>
+            </w:pPr>
+            <w:r>
+              <w:rPr>
+                <w:rFonts w:ascii="Times New Roman" w:hAnsi="Times New Roman"/>
                 <w:b w:val="0"/>
                 <w:i w:val="0"/>
-                <w:sz w:val="26"/>
-              </w:rPr>
-              <w:t>- HS mở phần mềm/tệp thực hành, bắt đầu làm bài.</w:t>
-            </w:r>
-          </w:p>
-          <w:p>
-            <w:pPr>
-              <w:spacing w:line="276" w:lineRule="auto" w:after="40"/>
-              <w:jc w:val="left"/>
-            </w:pPr>
-            <w:r>
-              <w:rPr>
-                <w:rFonts w:ascii="Times New Roman" w:hAnsi="Times New Roman" w:eastAsia="Times New Roman"/>
-                <w:b w:val="0"/>
-                <w:i w:val="0"/>
-                <w:sz w:val="26"/>
-              </w:rPr>
-              <w:t>- HS trao đổi nhóm đôi khi gặp khó khăn.</w:t>
-            </w:r>
-          </w:p>
-          <w:p>
-            <w:pPr>
-              <w:spacing w:line="276" w:lineRule="auto" w:after="40"/>
-              <w:jc w:val="left"/>
-            </w:pPr>
-            <w:r>
-              <w:rPr>
-                <w:rFonts w:ascii="Times New Roman" w:hAnsi="Times New Roman" w:eastAsia="Times New Roman"/>
-                <w:b w:val="0"/>
-                <w:i w:val="0"/>
-                <w:sz w:val="26"/>
-              </w:rPr>
-              <w:t>Bước 3: Báo cáo kết quả hoạt động:</w:t>
-            </w:r>
-          </w:p>
-          <w:p>
-            <w:pPr>
-              <w:spacing w:line="276" w:lineRule="auto" w:after="40"/>
-              <w:jc w:val="left"/>
-            </w:pPr>
-            <w:r>
-              <w:rPr>
-                <w:rFonts w:ascii="Times New Roman" w:hAnsi="Times New Roman" w:eastAsia="Times New Roman"/>
-                <w:b w:val="0"/>
-                <w:i w:val="0"/>
-                <w:sz w:val="26"/>
-              </w:rPr>
-              <w:t>- GV kiểm tra sản phẩm tại máy.</w:t>
-            </w:r>
-          </w:p>
-          <w:p>
-            <w:pPr>
-              <w:spacing w:line="276" w:lineRule="auto" w:after="40"/>
-              <w:jc w:val="left"/>
-            </w:pPr>
-            <w:r>
-              <w:rPr>
-                <w:rFonts w:ascii="Times New Roman" w:hAnsi="Times New Roman" w:eastAsia="Times New Roman"/>
-                <w:b w:val="0"/>
-                <w:i w:val="0"/>
-                <w:sz w:val="26"/>
-              </w:rPr>
-              <w:t>- HS đổi chéo kiểm tra bài của nhau.</w:t>
-            </w:r>
-          </w:p>
-          <w:p>
-            <w:pPr>
-              <w:spacing w:line="276" w:lineRule="auto" w:after="40"/>
-              <w:jc w:val="left"/>
-            </w:pPr>
-            <w:r>
-              <w:rPr>
-                <w:rFonts w:ascii="Times New Roman" w:hAnsi="Times New Roman" w:eastAsia="Times New Roman"/>
-                <w:b w:val="0"/>
-                <w:i w:val="0"/>
-                <w:sz w:val="26"/>
-              </w:rPr>
-              <w:t>Bước 4: Đánh giá kết quả thực hiện nhiệm vụ:</w:t>
-            </w:r>
-          </w:p>
-          <w:p>
-            <w:pPr>
-              <w:spacing w:line="276" w:lineRule="auto" w:after="40"/>
-              <w:jc w:val="left"/>
-            </w:pPr>
-            <w:r>
-              <w:rPr>
-                <w:rFonts w:ascii="Times New Roman" w:hAnsi="Times New Roman" w:eastAsia="Times New Roman"/>
-                <w:b w:val="0"/>
-                <w:i w:val="0"/>
-                <w:sz w:val="26"/>
-              </w:rPr>
-              <w:t>- GV nhận xét, đánh giá kết quả thực hành.</w:t>
-            </w:r>
-          </w:p>
-          <w:p>
-            <w:pPr>
-              <w:spacing w:line="276" w:lineRule="auto" w:after="40"/>
-              <w:jc w:val="left"/>
-            </w:pPr>
-            <w:r>
-              <w:rPr>
-                <w:rFonts w:ascii="Times New Roman" w:hAnsi="Times New Roman" w:eastAsia="Times New Roman"/>
-                <w:b w:val="0"/>
-                <w:i w:val="0"/>
-                <w:sz w:val="26"/>
-              </w:rPr>
-              <w:t>- Tuyên dương HS làm tốt.</w:t>
+                <w:color w:val="000000"/>
+                <w:sz w:val="26"/>
+              </w:rPr>
+              <w:t>- GV hỏi: Tình huống nào đúng luật bản quyền? Tình huống nào vi phạm? Vì sao?</w:t>
             </w:r>
           </w:p>
         </w:tc>
@@ -1816,33 +1998,83 @@
           </w:tcPr>
           <w:p>
             <w:pPr>
-              <w:spacing w:line="276" w:lineRule="auto" w:after="40"/>
-              <w:jc w:val="left"/>
+              <w:spacing w:after="60" w:line="276" w:lineRule="auto"/>
             </w:pPr>
             <w:r/>
             <w:r>
               <w:rPr>
-                <w:rFonts w:ascii="Times New Roman" w:hAnsi="Times New Roman" w:eastAsia="Times New Roman"/>
+                <w:rFonts w:ascii="Times New Roman" w:hAnsi="Times New Roman"/>
+                <w:b/>
+                <w:i w:val="0"/>
+                <w:color w:val="000000"/>
+                <w:sz w:val="26"/>
+              </w:rPr>
+              <w:t>3. HĐ LUYỆN TẬP-THỰC HÀNH (10 phút)</w:t>
+            </w:r>
+          </w:p>
+          <w:p>
+            <w:pPr>
+              <w:spacing w:after="60" w:line="276" w:lineRule="auto"/>
+            </w:pPr>
+            <w:r>
+              <w:rPr>
+                <w:rFonts w:ascii="Times New Roman" w:hAnsi="Times New Roman"/>
+                <w:b/>
+                <w:i/>
+                <w:color w:val="000000"/>
+                <w:sz w:val="26"/>
+              </w:rPr>
+              <w:t>*Mục tiêu: HS phân tích và đánh giá các tình huống bản quyền trong bài tập SGK tr.19.</w:t>
+            </w:r>
+          </w:p>
+          <w:p>
+            <w:pPr>
+              <w:spacing w:after="60" w:line="276" w:lineRule="auto"/>
+            </w:pPr>
+          </w:p>
+          <w:p>
+            <w:pPr>
+              <w:spacing w:after="60" w:line="276" w:lineRule="auto"/>
+            </w:pPr>
+            <w:r>
+              <w:rPr>
+                <w:rFonts w:ascii="Times New Roman" w:hAnsi="Times New Roman"/>
                 <w:b w:val="0"/>
                 <w:i w:val="0"/>
-                <w:sz w:val="26"/>
-              </w:rPr>
-              <w:t>Sản phẩm thực hành hoàn thành.</w:t>
-            </w:r>
-          </w:p>
-          <w:p>
-            <w:pPr>
-              <w:spacing w:line="276" w:lineRule="auto" w:after="40"/>
-              <w:jc w:val="left"/>
-            </w:pPr>
-            <w:r>
-              <w:rPr>
-                <w:rFonts w:ascii="Times New Roman" w:hAnsi="Times New Roman" w:eastAsia="Times New Roman"/>
+                <w:color w:val="000000"/>
+                <w:sz w:val="26"/>
+              </w:rPr>
+              <w:t>- HS thảo luận nhóm và phân tích:</w:t>
+            </w:r>
+          </w:p>
+          <w:p>
+            <w:pPr>
+              <w:spacing w:after="60" w:line="276" w:lineRule="auto"/>
+            </w:pPr>
+            <w:r>
+              <w:rPr>
+                <w:rFonts w:ascii="Times New Roman" w:hAnsi="Times New Roman"/>
                 <w:b w:val="0"/>
                 <w:i w:val="0"/>
-                <w:sz w:val="26"/>
-              </w:rPr>
-              <w:t>HS tự tin thao tác trên máy tính.</w:t>
+                <w:color w:val="000000"/>
+                <w:sz w:val="26"/>
+              </w:rPr>
+              <w:t xml:space="preserve">  + Tình huống 1: HỢP PHÁP vì phục vụ học tập phi thương mại và có ghi nguồn trích dẫn rõ ràng.</w:t>
+            </w:r>
+          </w:p>
+          <w:p>
+            <w:pPr>
+              <w:spacing w:after="60" w:line="276" w:lineRule="auto"/>
+            </w:pPr>
+            <w:r>
+              <w:rPr>
+                <w:rFonts w:ascii="Times New Roman" w:hAnsi="Times New Roman"/>
+                <w:b w:val="0"/>
+                <w:i w:val="0"/>
+                <w:color w:val="000000"/>
+                <w:sz w:val="26"/>
+              </w:rPr>
+              <w:t xml:space="preserve">  + Tình huống 2: VI PHẠM PHÁP LUẬT vì phát tán phần mềm bẻ khóa không có sự cho phép của nhà sản xuất, đồng thời có nguy cơ lây nhiễm mã độc.</w:t>
             </w:r>
           </w:p>
         </w:tc>
@@ -1862,7 +2094,7 @@
       </w:pPr>
       <w:r>
         <w:rPr>
-          <w:rFonts w:ascii="Times New Roman" w:hAnsi="Times New Roman" w:eastAsia="Times New Roman"/>
+          <w:rFonts w:ascii="Times New Roman" w:hAnsi="Times New Roman" w:eastAsia="Times New Roman" w:cs="Times New Roman"/>
           <w:b/>
           <w:i w:val="0"/>
           <w:sz w:val="26"/>
@@ -1878,7 +2110,7 @@
       </w:pPr>
       <w:r>
         <w:rPr>
-          <w:rFonts w:ascii="Times New Roman" w:hAnsi="Times New Roman" w:eastAsia="Times New Roman"/>
+          <w:rFonts w:ascii="Times New Roman" w:hAnsi="Times New Roman" w:eastAsia="Times New Roman" w:cs="Times New Roman"/>
           <w:b/>
           <w:i w:val="0"/>
           <w:sz w:val="26"/>
@@ -1887,7 +2119,7 @@
       </w:r>
       <w:r>
         <w:rPr>
-          <w:rFonts w:ascii="Times New Roman" w:hAnsi="Times New Roman" w:eastAsia="Times New Roman"/>
+          <w:rFonts w:ascii="Times New Roman" w:hAnsi="Times New Roman" w:eastAsia="Times New Roman" w:cs="Times New Roman"/>
           <w:b w:val="0"/>
           <w:i/>
           <w:sz w:val="26"/>
@@ -1903,7 +2135,7 @@
       </w:pPr>
       <w:r>
         <w:rPr>
-          <w:rFonts w:ascii="Times New Roman" w:hAnsi="Times New Roman" w:eastAsia="Times New Roman"/>
+          <w:rFonts w:ascii="Times New Roman" w:hAnsi="Times New Roman" w:eastAsia="Times New Roman" w:cs="Times New Roman"/>
           <w:b/>
           <w:i w:val="0"/>
           <w:sz w:val="26"/>
@@ -1912,7 +2144,7 @@
       </w:r>
       <w:r>
         <w:rPr>
-          <w:rFonts w:ascii="Times New Roman" w:hAnsi="Times New Roman" w:eastAsia="Times New Roman"/>
+          <w:rFonts w:ascii="Times New Roman" w:hAnsi="Times New Roman" w:eastAsia="Times New Roman" w:cs="Times New Roman"/>
           <w:b w:val="0"/>
           <w:i/>
           <w:sz w:val="26"/>
@@ -1928,7 +2160,7 @@
       </w:pPr>
       <w:r>
         <w:rPr>
-          <w:rFonts w:ascii="Times New Roman" w:hAnsi="Times New Roman" w:eastAsia="Times New Roman"/>
+          <w:rFonts w:ascii="Times New Roman" w:hAnsi="Times New Roman" w:eastAsia="Times New Roman" w:cs="Times New Roman"/>
           <w:b/>
           <w:i w:val="0"/>
           <w:sz w:val="26"/>
@@ -1937,7 +2169,7 @@
       </w:r>
       <w:r>
         <w:rPr>
-          <w:rFonts w:ascii="Times New Roman" w:hAnsi="Times New Roman" w:eastAsia="Times New Roman"/>
+          <w:rFonts w:ascii="Times New Roman" w:hAnsi="Times New Roman" w:eastAsia="Times New Roman" w:cs="Times New Roman"/>
           <w:b w:val="0"/>
           <w:i/>
           <w:sz w:val="26"/>
@@ -1953,7 +2185,7 @@
       </w:pPr>
       <w:r>
         <w:rPr>
-          <w:rFonts w:ascii="Times New Roman" w:hAnsi="Times New Roman" w:eastAsia="Times New Roman"/>
+          <w:rFonts w:ascii="Times New Roman" w:hAnsi="Times New Roman" w:eastAsia="Times New Roman" w:cs="Times New Roman"/>
           <w:b/>
           <w:i w:val="0"/>
           <w:sz w:val="26"/>
@@ -1994,10 +2226,15 @@
               <w:spacing w:line="276" w:lineRule="auto" w:after="40"/>
               <w:jc w:val="center"/>
             </w:pPr>
-            <w:r/>
-            <w:r>
-              <w:rPr>
-                <w:rFonts w:ascii="Times New Roman" w:hAnsi="Times New Roman" w:eastAsia="Times New Roman"/>
+            <w:r>
+              <w:rPr>
+                <w:rFonts w:ascii="Times New Roman" w:hAnsi="Times New Roman" w:cs="Times New Roman"/>
+                <w:sz w:val="26"/>
+              </w:rPr>
+            </w:r>
+            <w:r>
+              <w:rPr>
+                <w:rFonts w:ascii="Times New Roman" w:hAnsi="Times New Roman" w:eastAsia="Times New Roman" w:cs="Times New Roman"/>
                 <w:b/>
                 <w:i w:val="0"/>
                 <w:sz w:val="26"/>
@@ -2021,10 +2258,15 @@
               <w:spacing w:line="276" w:lineRule="auto" w:after="40"/>
               <w:jc w:val="center"/>
             </w:pPr>
-            <w:r/>
-            <w:r>
-              <w:rPr>
-                <w:rFonts w:ascii="Times New Roman" w:hAnsi="Times New Roman" w:eastAsia="Times New Roman"/>
+            <w:r>
+              <w:rPr>
+                <w:rFonts w:ascii="Times New Roman" w:hAnsi="Times New Roman" w:cs="Times New Roman"/>
+                <w:sz w:val="26"/>
+              </w:rPr>
+            </w:r>
+            <w:r>
+              <w:rPr>
+                <w:rFonts w:ascii="Times New Roman" w:hAnsi="Times New Roman" w:eastAsia="Times New Roman" w:cs="Times New Roman"/>
                 <w:b/>
                 <w:i w:val="0"/>
                 <w:sz w:val="26"/>
@@ -2047,138 +2289,68 @@
           </w:tcPr>
           <w:p>
             <w:pPr>
-              <w:spacing w:line="276" w:lineRule="auto" w:after="40"/>
-              <w:jc w:val="left"/>
+              <w:spacing w:after="60" w:line="276" w:lineRule="auto"/>
             </w:pPr>
             <w:r/>
             <w:r>
               <w:rPr>
-                <w:rFonts w:ascii="Times New Roman" w:hAnsi="Times New Roman" w:eastAsia="Times New Roman"/>
+                <w:rFonts w:ascii="Times New Roman" w:hAnsi="Times New Roman"/>
+                <w:b/>
+                <w:i w:val="0"/>
+                <w:color w:val="000000"/>
+                <w:sz w:val="26"/>
+              </w:rPr>
+              <w:t>4. HOẠT ĐỘNG VẬN DỤNG, TRẢI NGHIỆM (5 phút)</w:t>
+            </w:r>
+          </w:p>
+          <w:p>
+            <w:pPr>
+              <w:spacing w:after="60" w:line="276" w:lineRule="auto"/>
+            </w:pPr>
+            <w:r>
+              <w:rPr>
+                <w:rFonts w:ascii="Times New Roman" w:hAnsi="Times New Roman"/>
+                <w:b/>
+                <w:i/>
+                <w:color w:val="000000"/>
+                <w:sz w:val="26"/>
+              </w:rPr>
+              <w:t>*Mục tiêu: HS tự rà soát lại các tài liệu và phần mềm đang sử dụng.</w:t>
+            </w:r>
+          </w:p>
+          <w:p>
+            <w:pPr>
+              <w:spacing w:after="60" w:line="276" w:lineRule="auto"/>
+            </w:pPr>
+          </w:p>
+          <w:p>
+            <w:pPr>
+              <w:spacing w:after="60" w:line="276" w:lineRule="auto"/>
+            </w:pPr>
+            <w:r>
+              <w:rPr>
+                <w:rFonts w:ascii="Times New Roman" w:hAnsi="Times New Roman"/>
                 <w:b w:val="0"/>
                 <w:i w:val="0"/>
-                <w:sz w:val="26"/>
-              </w:rPr>
-              <w:t>Bước 1: Chuyển giao nhiệm vụ học tập:</w:t>
-            </w:r>
-          </w:p>
-          <w:p>
-            <w:pPr>
-              <w:spacing w:line="276" w:lineRule="auto" w:after="40"/>
-              <w:jc w:val="left"/>
-            </w:pPr>
-            <w:r>
-              <w:rPr>
-                <w:rFonts w:ascii="Times New Roman" w:hAnsi="Times New Roman" w:eastAsia="Times New Roman"/>
+                <w:color w:val="000000"/>
+                <w:sz w:val="26"/>
+              </w:rPr>
+              <w:t>- GV khuyến khích: Ưu tiên sử dụng các phần mềm nguồn mở miễn phí (Open Source) hoặc phiên bản giáo dục chính thức.</w:t>
+            </w:r>
+          </w:p>
+          <w:p>
+            <w:pPr>
+              <w:spacing w:after="60" w:line="276" w:lineRule="auto"/>
+            </w:pPr>
+            <w:r>
+              <w:rPr>
+                <w:rFonts w:ascii="Times New Roman" w:hAnsi="Times New Roman"/>
                 <w:b w:val="0"/>
                 <w:i w:val="0"/>
-                <w:sz w:val="26"/>
-              </w:rPr>
-              <w:t>- GV nêu câu hỏi: "Em có thể ứng dụng kiến thức bài Bài 4. Đạo đức và văn hóa trong sử dụng công nghệ số như thế nào trong cuộc sống?"</w:t>
-            </w:r>
-          </w:p>
-          <w:p>
-            <w:pPr>
-              <w:spacing w:line="276" w:lineRule="auto" w:after="40"/>
-              <w:jc w:val="left"/>
-            </w:pPr>
-            <w:r>
-              <w:rPr>
-                <w:rFonts w:ascii="Times New Roman" w:hAnsi="Times New Roman" w:eastAsia="Times New Roman"/>
-                <w:b w:val="0"/>
-                <w:i w:val="0"/>
-                <w:sz w:val="26"/>
-              </w:rPr>
-              <w:t>Bước 2: Học sinh tiếp nhận nhiệm vụ học tập:</w:t>
-            </w:r>
-          </w:p>
-          <w:p>
-            <w:pPr>
-              <w:spacing w:line="276" w:lineRule="auto" w:after="40"/>
-              <w:jc w:val="left"/>
-            </w:pPr>
-            <w:r>
-              <w:rPr>
-                <w:rFonts w:ascii="Times New Roman" w:hAnsi="Times New Roman" w:eastAsia="Times New Roman"/>
-                <w:b w:val="0"/>
-                <w:i w:val="0"/>
-                <w:sz w:val="26"/>
-              </w:rPr>
-              <w:t>- HS suy nghĩ, thảo luận nhanh hoặc ghi chép ý tưởng.</w:t>
-            </w:r>
-          </w:p>
-          <w:p>
-            <w:pPr>
-              <w:spacing w:line="276" w:lineRule="auto" w:after="40"/>
-              <w:jc w:val="left"/>
-            </w:pPr>
-            <w:r>
-              <w:rPr>
-                <w:rFonts w:ascii="Times New Roman" w:hAnsi="Times New Roman" w:eastAsia="Times New Roman"/>
-                <w:b w:val="0"/>
-                <w:i w:val="0"/>
-                <w:sz w:val="26"/>
-              </w:rPr>
-              <w:t>Bước 3: Báo cáo kết quả hoạt động:</w:t>
-            </w:r>
-          </w:p>
-          <w:p>
-            <w:pPr>
-              <w:spacing w:line="276" w:lineRule="auto" w:after="40"/>
-              <w:jc w:val="left"/>
-            </w:pPr>
-            <w:r>
-              <w:rPr>
-                <w:rFonts w:ascii="Times New Roman" w:hAnsi="Times New Roman" w:eastAsia="Times New Roman"/>
-                <w:b w:val="0"/>
-                <w:i w:val="0"/>
-                <w:sz w:val="26"/>
-              </w:rPr>
-              <w:t>- 1-2 HS chia sẻ ý tưởng vận dụng trước lớp.</w:t>
-            </w:r>
-          </w:p>
-          <w:p>
-            <w:pPr>
-              <w:spacing w:line="276" w:lineRule="auto" w:after="40"/>
-              <w:jc w:val="left"/>
-            </w:pPr>
-            <w:r>
-              <w:rPr>
-                <w:rFonts w:ascii="Times New Roman" w:hAnsi="Times New Roman" w:eastAsia="Times New Roman"/>
-                <w:b w:val="0"/>
-                <w:i w:val="0"/>
-                <w:sz w:val="26"/>
-              </w:rPr>
-              <w:t>Bước 4: Giáo viên nhắc nhở nhiệm vụ về nhà:</w:t>
-            </w:r>
-          </w:p>
-          <w:p>
-            <w:pPr>
-              <w:spacing w:line="276" w:lineRule="auto" w:after="40"/>
-              <w:jc w:val="left"/>
-            </w:pPr>
-            <w:r>
-              <w:rPr>
-                <w:rFonts w:ascii="Times New Roman" w:hAnsi="Times New Roman" w:eastAsia="Times New Roman"/>
-                <w:b w:val="0"/>
-                <w:i w:val="0"/>
-                <w:sz w:val="26"/>
-              </w:rPr>
-              <w:t>- GV tổng kết tiết học, giao nhiệm vụ chuẩn bị bài sau.</w:t>
-            </w:r>
-          </w:p>
-          <w:p>
-            <w:pPr>
-              <w:spacing w:line="276" w:lineRule="auto" w:after="40"/>
-              <w:jc w:val="left"/>
-            </w:pPr>
-            <w:r>
-              <w:rPr>
-                <w:rFonts w:ascii="Times New Roman" w:hAnsi="Times New Roman" w:eastAsia="Times New Roman"/>
-                <w:b w:val="0"/>
-                <w:i w:val="0"/>
-                <w:sz w:val="26"/>
-              </w:rPr>
-              <w:t>- Hướng dẫn HS lưu bài, tắt máy và xếp gọn phòng học.</w:t>
+                <w:color w:val="000000"/>
+                <w:sz w:val="26"/>
+              </w:rPr>
+              <w:t>- Luôn trích dẫn nguồn khi làm báo cáo, bài thuyết trình môn học.</w:t>
             </w:r>
           </w:p>
         </w:tc>
@@ -2194,33 +2366,68 @@
           </w:tcPr>
           <w:p>
             <w:pPr>
-              <w:spacing w:line="276" w:lineRule="auto" w:after="40"/>
-              <w:jc w:val="left"/>
+              <w:spacing w:after="60" w:line="276" w:lineRule="auto"/>
             </w:pPr>
             <w:r/>
             <w:r>
               <w:rPr>
-                <w:rFonts w:ascii="Times New Roman" w:hAnsi="Times New Roman" w:eastAsia="Times New Roman"/>
+                <w:rFonts w:ascii="Times New Roman" w:hAnsi="Times New Roman"/>
+                <w:b/>
+                <w:i w:val="0"/>
+                <w:color w:val="000000"/>
+                <w:sz w:val="26"/>
+              </w:rPr>
+              <w:t>4. HOẠT ĐỘNG VẬN DỤNG, TRẢI NGHIỆM (5 phút)</w:t>
+            </w:r>
+          </w:p>
+          <w:p>
+            <w:pPr>
+              <w:spacing w:after="60" w:line="276" w:lineRule="auto"/>
+            </w:pPr>
+            <w:r>
+              <w:rPr>
+                <w:rFonts w:ascii="Times New Roman" w:hAnsi="Times New Roman"/>
+                <w:b/>
+                <w:i/>
+                <w:color w:val="000000"/>
+                <w:sz w:val="26"/>
+              </w:rPr>
+              <w:t>*Mục tiêu: HS tự rà soát lại các tài liệu và phần mềm đang sử dụng.</w:t>
+            </w:r>
+          </w:p>
+          <w:p>
+            <w:pPr>
+              <w:spacing w:after="60" w:line="276" w:lineRule="auto"/>
+            </w:pPr>
+          </w:p>
+          <w:p>
+            <w:pPr>
+              <w:spacing w:after="60" w:line="276" w:lineRule="auto"/>
+            </w:pPr>
+            <w:r>
+              <w:rPr>
+                <w:rFonts w:ascii="Times New Roman" w:hAnsi="Times New Roman"/>
                 <w:b w:val="0"/>
                 <w:i w:val="0"/>
-                <w:sz w:val="26"/>
-              </w:rPr>
-              <w:t>HS liên hệ được kiến thức với thực tế.</w:t>
-            </w:r>
-          </w:p>
-          <w:p>
-            <w:pPr>
-              <w:spacing w:line="276" w:lineRule="auto" w:after="40"/>
-              <w:jc w:val="left"/>
-            </w:pPr>
-            <w:r>
-              <w:rPr>
-                <w:rFonts w:ascii="Times New Roman" w:hAnsi="Times New Roman" w:eastAsia="Times New Roman"/>
+                <w:color w:val="000000"/>
+                <w:sz w:val="26"/>
+              </w:rPr>
+              <w:t>- HS nâng cao ý thức tuân thủ pháp luật và đạo đức số.</w:t>
+            </w:r>
+          </w:p>
+          <w:p>
+            <w:pPr>
+              <w:spacing w:after="60" w:line="276" w:lineRule="auto"/>
+            </w:pPr>
+            <w:r>
+              <w:rPr>
+                <w:rFonts w:ascii="Times New Roman" w:hAnsi="Times New Roman"/>
                 <w:b w:val="0"/>
                 <w:i w:val="0"/>
-                <w:sz w:val="26"/>
-              </w:rPr>
-              <w:t>Phòng máy thu dọn gọn gàng.</w:t>
+                <w:color w:val="000000"/>
+                <w:sz w:val="26"/>
+              </w:rPr>
+              <w:t>- Thu dọn góc học tập gọn gàng.</w:t>
             </w:r>
           </w:p>
         </w:tc>
@@ -2240,7 +2447,7 @@
       </w:pPr>
       <w:r>
         <w:rPr>
-          <w:rFonts w:ascii="Times New Roman" w:hAnsi="Times New Roman" w:eastAsia="Times New Roman"/>
+          <w:rFonts w:ascii="Times New Roman" w:hAnsi="Times New Roman" w:eastAsia="Times New Roman" w:cs="Times New Roman"/>
           <w:b/>
           <w:i w:val="0"/>
           <w:sz w:val="26"/>
@@ -2255,7 +2462,7 @@
       </w:pPr>
       <w:r>
         <w:rPr>
-          <w:rFonts w:ascii="Times New Roman" w:hAnsi="Times New Roman" w:eastAsia="Times New Roman"/>
+          <w:rFonts w:ascii="Times New Roman" w:hAnsi="Times New Roman" w:eastAsia="Times New Roman" w:cs="Times New Roman"/>
           <w:b w:val="0"/>
           <w:i w:val="0"/>
           <w:sz w:val="26"/>
@@ -2270,7 +2477,7 @@
       </w:pPr>
       <w:r>
         <w:rPr>
-          <w:rFonts w:ascii="Times New Roman" w:hAnsi="Times New Roman" w:eastAsia="Times New Roman"/>
+          <w:rFonts w:ascii="Times New Roman" w:hAnsi="Times New Roman" w:eastAsia="Times New Roman" w:cs="Times New Roman"/>
           <w:b w:val="0"/>
           <w:i w:val="0"/>
           <w:sz w:val="26"/>
@@ -2318,10 +2525,15 @@
               <w:spacing w:line="276" w:lineRule="auto" w:after="40"/>
               <w:jc w:val="center"/>
             </w:pPr>
-            <w:r/>
-            <w:r>
-              <w:rPr>
-                <w:rFonts w:ascii="Times New Roman" w:hAnsi="Times New Roman" w:eastAsia="Times New Roman"/>
+            <w:r>
+              <w:rPr>
+                <w:rFonts w:ascii="Times New Roman" w:hAnsi="Times New Roman" w:cs="Times New Roman"/>
+                <w:sz w:val="26"/>
+              </w:rPr>
+            </w:r>
+            <w:r>
+              <w:rPr>
+                <w:rFonts w:ascii="Times New Roman" w:hAnsi="Times New Roman" w:eastAsia="Times New Roman" w:cs="Times New Roman"/>
                 <w:b/>
                 <w:i w:val="0"/>
                 <w:sz w:val="26"/>
@@ -2345,10 +2557,15 @@
               <w:spacing w:line="276" w:lineRule="auto" w:after="40"/>
               <w:jc w:val="center"/>
             </w:pPr>
-            <w:r/>
-            <w:r>
-              <w:rPr>
-                <w:rFonts w:ascii="Times New Roman" w:hAnsi="Times New Roman" w:eastAsia="Times New Roman"/>
+            <w:r>
+              <w:rPr>
+                <w:rFonts w:ascii="Times New Roman" w:hAnsi="Times New Roman" w:cs="Times New Roman"/>
+                <w:sz w:val="26"/>
+              </w:rPr>
+            </w:r>
+            <w:r>
+              <w:rPr>
+                <w:rFonts w:ascii="Times New Roman" w:hAnsi="Times New Roman" w:eastAsia="Times New Roman" w:cs="Times New Roman"/>
                 <w:b/>
                 <w:i w:val="0"/>
                 <w:sz w:val="26"/>
@@ -2372,10 +2589,15 @@
               <w:spacing w:line="276" w:lineRule="auto" w:after="40"/>
               <w:jc w:val="center"/>
             </w:pPr>
-            <w:r/>
-            <w:r>
-              <w:rPr>
-                <w:rFonts w:ascii="Times New Roman" w:hAnsi="Times New Roman" w:eastAsia="Times New Roman"/>
+            <w:r>
+              <w:rPr>
+                <w:rFonts w:ascii="Times New Roman" w:hAnsi="Times New Roman" w:cs="Times New Roman"/>
+                <w:sz w:val="26"/>
+              </w:rPr>
+            </w:r>
+            <w:r>
+              <w:rPr>
+                <w:rFonts w:ascii="Times New Roman" w:hAnsi="Times New Roman" w:eastAsia="Times New Roman" w:cs="Times New Roman"/>
                 <w:b/>
                 <w:i w:val="0"/>
                 <w:sz w:val="26"/>
@@ -2401,10 +2623,15 @@
               <w:spacing w:line="276" w:lineRule="auto" w:after="40"/>
               <w:jc w:val="center"/>
             </w:pPr>
-            <w:r/>
-            <w:r>
-              <w:rPr>
-                <w:rFonts w:ascii="Times New Roman" w:hAnsi="Times New Roman" w:eastAsia="Times New Roman"/>
+            <w:r>
+              <w:rPr>
+                <w:rFonts w:ascii="Times New Roman" w:hAnsi="Times New Roman" w:cs="Times New Roman"/>
+                <w:sz w:val="26"/>
+              </w:rPr>
+            </w:r>
+            <w:r>
+              <w:rPr>
+                <w:rFonts w:ascii="Times New Roman" w:hAnsi="Times New Roman" w:eastAsia="Times New Roman" w:cs="Times New Roman"/>
                 <w:b w:val="0"/>
                 <w:i/>
                 <w:sz w:val="26"/>
@@ -2428,10 +2655,15 @@
               <w:spacing w:line="276" w:lineRule="auto" w:after="40"/>
               <w:jc w:val="center"/>
             </w:pPr>
-            <w:r/>
-            <w:r>
-              <w:rPr>
-                <w:rFonts w:ascii="Times New Roman" w:hAnsi="Times New Roman" w:eastAsia="Times New Roman"/>
+            <w:r>
+              <w:rPr>
+                <w:rFonts w:ascii="Times New Roman" w:hAnsi="Times New Roman" w:cs="Times New Roman"/>
+                <w:sz w:val="26"/>
+              </w:rPr>
+            </w:r>
+            <w:r>
+              <w:rPr>
+                <w:rFonts w:ascii="Times New Roman" w:hAnsi="Times New Roman" w:eastAsia="Times New Roman" w:cs="Times New Roman"/>
                 <w:b w:val="0"/>
                 <w:i/>
                 <w:sz w:val="26"/>
@@ -2455,10 +2687,15 @@
               <w:spacing w:line="276" w:lineRule="auto" w:after="40"/>
               <w:jc w:val="center"/>
             </w:pPr>
-            <w:r/>
-            <w:r>
-              <w:rPr>
-                <w:rFonts w:ascii="Times New Roman" w:hAnsi="Times New Roman" w:eastAsia="Times New Roman"/>
+            <w:r>
+              <w:rPr>
+                <w:rFonts w:ascii="Times New Roman" w:hAnsi="Times New Roman" w:cs="Times New Roman"/>
+                <w:sz w:val="26"/>
+              </w:rPr>
+            </w:r>
+            <w:r>
+              <w:rPr>
+                <w:rFonts w:ascii="Times New Roman" w:hAnsi="Times New Roman" w:eastAsia="Times New Roman" w:cs="Times New Roman"/>
                 <w:b w:val="0"/>
                 <w:i/>
                 <w:sz w:val="26"/>
@@ -2484,10 +2721,15 @@
               <w:spacing w:line="276" w:lineRule="auto" w:after="40"/>
               <w:jc w:val="center"/>
             </w:pPr>
-            <w:r/>
-            <w:r>
-              <w:rPr>
-                <w:rFonts w:ascii="Times New Roman" w:hAnsi="Times New Roman" w:eastAsia="Times New Roman"/>
+            <w:r>
+              <w:rPr>
+                <w:rFonts w:ascii="Times New Roman" w:hAnsi="Times New Roman" w:cs="Times New Roman"/>
+                <w:sz w:val="26"/>
+              </w:rPr>
+            </w:r>
+            <w:r>
+              <w:rPr>
+                <w:rFonts w:ascii="Times New Roman" w:hAnsi="Times New Roman" w:eastAsia="Times New Roman" w:cs="Times New Roman"/>
                 <w:b w:val="0"/>
                 <w:i w:val="0"/>
                 <w:sz w:val="26"/>
@@ -2501,7 +2743,7 @@
             </w:pPr>
             <w:r>
               <w:rPr>
-                <w:rFonts w:ascii="Times New Roman" w:hAnsi="Times New Roman" w:eastAsia="Times New Roman"/>
+                <w:rFonts w:ascii="Times New Roman" w:hAnsi="Times New Roman" w:eastAsia="Times New Roman" w:cs="Times New Roman"/>
                 <w:b w:val="0"/>
                 <w:i w:val="0"/>
                 <w:sz w:val="26"/>
@@ -2515,7 +2757,7 @@
             </w:pPr>
             <w:r>
               <w:rPr>
-                <w:rFonts w:ascii="Times New Roman" w:hAnsi="Times New Roman" w:eastAsia="Times New Roman"/>
+                <w:rFonts w:ascii="Times New Roman" w:hAnsi="Times New Roman" w:eastAsia="Times New Roman" w:cs="Times New Roman"/>
                 <w:b w:val="0"/>
                 <w:i w:val="0"/>
                 <w:sz w:val="26"/>
@@ -2529,7 +2771,7 @@
             </w:pPr>
             <w:r>
               <w:rPr>
-                <w:rFonts w:ascii="Times New Roman" w:hAnsi="Times New Roman" w:eastAsia="Times New Roman"/>
+                <w:rFonts w:ascii="Times New Roman" w:hAnsi="Times New Roman" w:eastAsia="Times New Roman" w:cs="Times New Roman"/>
                 <w:b w:val="0"/>
                 <w:i w:val="0"/>
                 <w:sz w:val="26"/>
@@ -2552,10 +2794,15 @@
               <w:spacing w:line="276" w:lineRule="auto" w:after="40"/>
               <w:jc w:val="center"/>
             </w:pPr>
-            <w:r/>
-            <w:r>
-              <w:rPr>
-                <w:rFonts w:ascii="Times New Roman" w:hAnsi="Times New Roman" w:eastAsia="Times New Roman"/>
+            <w:r>
+              <w:rPr>
+                <w:rFonts w:ascii="Times New Roman" w:hAnsi="Times New Roman" w:cs="Times New Roman"/>
+                <w:sz w:val="26"/>
+              </w:rPr>
+            </w:r>
+            <w:r>
+              <w:rPr>
+                <w:rFonts w:ascii="Times New Roman" w:hAnsi="Times New Roman" w:eastAsia="Times New Roman" w:cs="Times New Roman"/>
                 <w:b w:val="0"/>
                 <w:i w:val="0"/>
                 <w:sz w:val="26"/>
@@ -2569,7 +2816,7 @@
             </w:pPr>
             <w:r>
               <w:rPr>
-                <w:rFonts w:ascii="Times New Roman" w:hAnsi="Times New Roman" w:eastAsia="Times New Roman"/>
+                <w:rFonts w:ascii="Times New Roman" w:hAnsi="Times New Roman" w:eastAsia="Times New Roman" w:cs="Times New Roman"/>
                 <w:b w:val="0"/>
                 <w:i w:val="0"/>
                 <w:sz w:val="26"/>
@@ -2583,7 +2830,7 @@
             </w:pPr>
             <w:r>
               <w:rPr>
-                <w:rFonts w:ascii="Times New Roman" w:hAnsi="Times New Roman" w:eastAsia="Times New Roman"/>
+                <w:rFonts w:ascii="Times New Roman" w:hAnsi="Times New Roman" w:eastAsia="Times New Roman" w:cs="Times New Roman"/>
                 <w:b w:val="0"/>
                 <w:i w:val="0"/>
                 <w:sz w:val="26"/>
@@ -2597,7 +2844,7 @@
             </w:pPr>
             <w:r>
               <w:rPr>
-                <w:rFonts w:ascii="Times New Roman" w:hAnsi="Times New Roman" w:eastAsia="Times New Roman"/>
+                <w:rFonts w:ascii="Times New Roman" w:hAnsi="Times New Roman" w:eastAsia="Times New Roman" w:cs="Times New Roman"/>
                 <w:b w:val="0"/>
                 <w:i w:val="0"/>
                 <w:sz w:val="26"/>
@@ -2626,10 +2873,15 @@
               <w:spacing w:line="276" w:lineRule="auto" w:after="40"/>
               <w:jc w:val="center"/>
             </w:pPr>
-            <w:r/>
-            <w:r>
-              <w:rPr>
-                <w:rFonts w:ascii="Times New Roman" w:hAnsi="Times New Roman" w:eastAsia="Times New Roman"/>
+            <w:r>
+              <w:rPr>
+                <w:rFonts w:ascii="Times New Roman" w:hAnsi="Times New Roman" w:cs="Times New Roman"/>
+                <w:sz w:val="26"/>
+              </w:rPr>
+            </w:r>
+            <w:r>
+              <w:rPr>
+                <w:rFonts w:ascii="Times New Roman" w:hAnsi="Times New Roman" w:eastAsia="Times New Roman" w:cs="Times New Roman"/>
                 <w:b/>
                 <w:i w:val="0"/>
                 <w:sz w:val="26"/>
@@ -2643,7 +2895,7 @@
             </w:pPr>
             <w:r>
               <w:rPr>
-                <w:rFonts w:ascii="Times New Roman" w:hAnsi="Times New Roman" w:eastAsia="Times New Roman"/>
+                <w:rFonts w:ascii="Times New Roman" w:hAnsi="Times New Roman" w:eastAsia="Times New Roman" w:cs="Times New Roman"/>
                 <w:b/>
                 <w:i w:val="0"/>
                 <w:sz w:val="26"/>
@@ -2657,7 +2909,7 @@
             </w:pPr>
             <w:r>
               <w:rPr>
-                <w:rFonts w:ascii="Times New Roman" w:hAnsi="Times New Roman" w:eastAsia="Times New Roman"/>
+                <w:rFonts w:ascii="Times New Roman" w:hAnsi="Times New Roman" w:eastAsia="Times New Roman" w:cs="Times New Roman"/>
                 <w:b/>
                 <w:i w:val="0"/>
                 <w:sz w:val="26"/>
@@ -2671,7 +2923,7 @@
             </w:pPr>
             <w:r>
               <w:rPr>
-                <w:rFonts w:ascii="Times New Roman" w:hAnsi="Times New Roman" w:eastAsia="Times New Roman"/>
+                <w:rFonts w:ascii="Times New Roman" w:hAnsi="Times New Roman" w:eastAsia="Times New Roman" w:cs="Times New Roman"/>
                 <w:b/>
                 <w:i w:val="0"/>
                 <w:sz w:val="26"/>

--- a/KHBD_Tin_học/Lớp_8/Tuần_08/KHBD_Tin_hoc_Lớp_8_Tiet07_Bai_4_ao_uc_va_van_hoa_trong_su_dung_cong_nghe_so.docx
+++ b/KHBD_Tin_học/Lớp_8/Tuần_08/KHBD_Tin_hoc_Lớp_8_Tiet07_Bai_4_ao_uc_va_van_hoa_trong_su_dung_cong_nghe_so.docx
@@ -387,34 +387,30 @@
     </w:p>
     <w:p>
       <w:pPr>
-        <w:spacing w:line="276" w:lineRule="auto" w:after="60" w:before="0"/>
-        <w:ind w:firstLine="0" w:left="850"/>
-        <w:jc w:val="both"/>
-      </w:pPr>
-      <w:r>
-        <w:rPr>
-          <w:rFonts w:ascii="Times New Roman" w:hAnsi="Times New Roman" w:eastAsia="Times New Roman" w:cs="Times New Roman"/>
-          <w:b w:val="0"/>
-          <w:i w:val="0"/>
-          <w:sz w:val="26"/>
-        </w:rPr>
-        <w:t>- Miền I. Khai thác dữ liệu và thông tin (thành tố 1.1. Duyệt, tìm kiếm và lọc dữ liệu, thông tin và nội dung số – Bậc 4): Khai thác thông tin số phục vụ bài học. (Đạt được thông qua Hoạt động 2)</w:t>
-      </w:r>
-    </w:p>
-    <w:p>
-      <w:pPr>
-        <w:spacing w:line="276" w:lineRule="auto" w:after="60" w:before="0"/>
-        <w:ind w:firstLine="0" w:left="850"/>
-        <w:jc w:val="both"/>
-      </w:pPr>
-      <w:r>
-        <w:rPr>
-          <w:rFonts w:ascii="Times New Roman" w:hAnsi="Times New Roman" w:eastAsia="Times New Roman" w:cs="Times New Roman"/>
-          <w:b w:val="0"/>
-          <w:i w:val="0"/>
-          <w:sz w:val="26"/>
-        </w:rPr>
-        <w:t>- Miền IV. An toàn (thành tố 4.1. Bảo vệ thiết bị và nội dung số – Bậc 4): Tuân thủ quy tắc an toàn thiết bị và bảo vệ dữ liệu. (Đạt được thông qua Hoạt động 3, Hoạt động 4)</w:t>
+        <w:spacing w:line="276" w:lineRule="auto" w:after="0" w:before="0"/>
+        <w:ind w:left="850" w:firstLine="0"/>
+        <w:jc w:val="both"/>
+      </w:pPr>
+      <w:r>
+        <w:rPr>
+          <w:rFonts w:ascii="Times New Roman" w:hAnsi="Times New Roman" w:cs="Times New Roman"/>
+          <w:sz w:val="26"/>
+        </w:rPr>
+        <w:t>- 2.5.CB4a: Thảo luận về các chuẩn mực hành vi và cách sử dụng công nghệ số và tương tác trong môi trường số. (Thực hiện văn hóa ứng xử văn minh và đạo đức trong môi trường số). (Đạt được thông qua Hoạt động 2)</w:t>
+      </w:r>
+    </w:p>
+    <w:p>
+      <w:pPr>
+        <w:spacing w:line="276" w:lineRule="auto" w:after="0" w:before="0"/>
+        <w:ind w:left="850" w:firstLine="0"/>
+        <w:jc w:val="both"/>
+      </w:pPr>
+      <w:r>
+        <w:rPr>
+          <w:rFonts w:ascii="Times New Roman" w:hAnsi="Times New Roman" w:cs="Times New Roman"/>
+          <w:sz w:val="26"/>
+        </w:rPr>
+        <w:t>- 4.2.CB4a: Thảo luận về cách bảo vệ dữ liệu cá nhân và quyền riêng tư trong môi trường số. (Bảo vệ dữ liệu cá nhân và thông tin riêng tư của bản thân và người khác). (Đạt được thông qua Hoạt động 3, Hoạt động 4)</w:t>
       </w:r>
     </w:p>
     <w:p>
